--- a/engine/lab/ta_calibration/Technical_Lessons_Register.docx
+++ b/engine/lab/ta_calibration/Technical_Lessons_Register.docx
@@ -1556,7 +1556,7 @@
           <w:sz w:val="24"/>
           <w:szCs w:val="24"/>
         </w:rPr>
-        <w:t xml:space="preserve">T-010  The tape claim is the only one that can be stated per name today.</w:t>
+        <w:t xml:space="preserve">T-010  Only the tape claim survives per name. The trend claim does not, and it looked as if it did.</w:t>
       </w:r>
     </w:p>
     <w:p>
@@ -1582,7 +1582,7 @@
           <w:sz w:val="21"/>
           <w:szCs w:val="21"/>
         </w:rPr>
-        <w:t xml:space="preserve">A per-name record needs the name's own history to resolve the effect. Only the tape claim is large enough relative to its noise for that to happen on most of the book; the trend claim reaches it on a minority, and the rest not at all.</w:t>
+        <w:t xml:space="preserve">A per-name record needs the name's own history to resolve the effect. The tape claim clears that bar on almost the whole book. The trend claim appears to clear it on a handful of names — and that appearance is the trap. Count the names it appears to work BACKWARDS on and the two are the same size, which is what per-name noise looks like when there is a real pooled effect and no real per-name one.</w:t>
       </w:r>
     </w:p>
     <w:p>
@@ -1603,7 +1603,7 @@
           <w:sz w:val="21"/>
           <w:szCs w:val="21"/>
         </w:rPr>
-        <w:t xml:space="preserve">At one week the tape claim is individually significant on 82 of 85 names. The trend claim reaches 7 of 75 at one week and 19 of 75 at one month. The level claim reaches 31 of 56 at one month, but only 9 names have enough one-week tests to be assessed at all — price rarely travels far enough to reach a published level in a week.</w:t>
+        <w:t xml:space="preserve">The tape claim is significantly POSITIVE on 82 of 85 names at one week and 83 at one month, against one and two significantly negative — chance produces about 4.6 either way, so the asymmetry is the finding. The trend claim splits 7 for and 4 against at one week, 6 and 7 at two weeks, and 13 and 12 at one month; a sign test on the last of those returns p = 1.00. An earlier edition of this register read the positive half alone and reported "trend, per name where earned" — on the cone's horizon, where a quarter of the origins hid the other half.</w:t>
       </w:r>
     </w:p>
     <w:p>
@@ -1624,7 +1624,7 @@
           <w:sz w:val="21"/>
           <w:szCs w:val="21"/>
         </w:rPr>
-        <w:t xml:space="preserve">A longer library, or a denser origin grid, moving a claim above the bar on most of the book. The counts are the test and they are re-run each pass.</w:t>
+        <w:t xml:space="preserve">A construction of the trend clause whose per-name hits outnumber its per-name reversals by more than chance. The counts are the test and are re-run every pass.</w:t>
       </w:r>
     </w:p>
     <w:p>

--- a/engine/lab/ta_calibration/Technical_Lessons_Register.docx
+++ b/engine/lab/ta_calibration/Technical_Lessons_Register.docx
@@ -735,7 +735,7 @@
         <w:spacing w:after="120"/>
       </w:pPr>
       <w:r>
-        <w:t xml:space="preserve">Honestly missing: the bull and bear trigger sentences ("a close above R1 would open the R3 zone") and the fresh golden-cross clause are not yet scored. Both are explicit conditional forecasts and both are gradeable; neither has been graded. Volume carries no lesson here at all — it is in the libraries and has never been tested.</w:t>
+        <w:t xml:space="preserve">Every sentence the read publishes has now been scored. The bull and bear trigger, the fresh golden-cross clause and volume were the three gaps in the first edition and all three are closed below — two of them by finding the published claim points the wrong way, which is why they were worth closing. What remains genuinely untested: intraday structure, which these libraries do not carry, and any level-drawing method other than the one the read uses.</w:t>
       </w:r>
     </w:p>
     <w:p>
@@ -752,7 +752,7 @@
         <w:spacing w:after="120"/>
       </w:pPr>
       <w:r>
-        <w:t xml:space="preserve">Read these before reading any chart, of any company, in any market.</w:t>
+        <w:t xml:space="preserve">Read these before reading any chart, of any company, in any market. Four of them say a sentence the read currently publishes is wrong — the two momentum words, the trigger and the cross — which is what a calibration is for.</w:t>
       </w:r>
     </w:p>
     <w:p>
@@ -1245,6 +1245,252 @@
           <w:szCs w:val="21"/>
         </w:rPr>
         <w:t xml:space="preserve">Nothing about the direction — it is measured. The wording itself is replaceable by any phrasing that does not imply what it does not predict.</w:t>
+      </w:r>
+    </w:p>
+    <w:p>
+      <w:pPr>
+        <w:spacing w:after="60" w:before="260"/>
+      </w:pPr>
+      <w:r>
+        <w:rPr>
+          <w:b/>
+          <w:bCs/>
+          <w:sz w:val="24"/>
+          <w:szCs w:val="24"/>
+        </w:rPr>
+        <w:t xml:space="preserve">T-011  The bull and bear trigger sentence promises the opposite of what happens.</w:t>
+      </w:r>
+    </w:p>
+    <w:p>
+      <w:pPr>
+        <w:spacing w:after="120"/>
+      </w:pPr>
+      <w:r>
+        <w:rPr>
+          <w:caps w:val="false"/>
+          <w:color w:val="777777"/>
+          <w:sz w:val="16"/>
+          <w:szCs w:val="16"/>
+        </w:rPr>
+        <w:t xml:space="preserve">EVERY TICKER   applies to every ticker   ·   learned from a technical walk-forward test, 93-ticker replay, 31-Aug-2026   ·   STATUS: PROVISIONAL</w:t>
+      </w:r>
+    </w:p>
+    <w:p>
+      <w:pPr>
+        <w:spacing w:after="120"/>
+      </w:pPr>
+      <w:r>
+        <w:rPr>
+          <w:sz w:val="21"/>
+          <w:szCs w:val="21"/>
+        </w:rPr>
+        <w:t xml:space="preserve">"A daily close back above R1 would clear the nearest resistance and open the R3 zone" is the only explicitly conditional forecast the read makes, and it is wrong in direction. Clearing a REAL level is followed by the far level opening LESS often than clearing a non-level at the same distance is. The sentence reads as a green light and the tape treats it as a warning.</w:t>
+      </w:r>
+    </w:p>
+    <w:p>
+      <w:pPr>
+        <w:spacing w:after="120"/>
+      </w:pPr>
+      <w:r>
+        <w:rPr>
+          <w:b/>
+          <w:bCs/>
+          <w:sz w:val="21"/>
+          <w:szCs w:val="21"/>
+        </w:rPr>
+        <w:t xml:space="preserve">How we know.  </w:t>
+      </w:r>
+      <w:r>
+        <w:rPr>
+          <w:sz w:val="21"/>
+          <w:szCs w:val="21"/>
+        </w:rPr>
+        <w:t xml:space="preserve">Scored in the order the sentence claims — the far rung must be reached AFTER the close that fired the trigger — against a null ladder moved off structure with the near/far ratio preserved. At one week the far zone opens 10.2% of the time after a real trigger against 15.2% after the null (-4.9pp, z = -5.1, 2,454 firings); at one month -5.3pp (z = -6.5). Both sides fail and the support side fails harder. The firing rates themselves match — 41% real against 38% null — so this is about what follows the trigger, not about how often it fires.</w:t>
+      </w:r>
+    </w:p>
+    <w:p>
+      <w:pPr>
+        <w:spacing w:after="120"/>
+      </w:pPr>
+      <w:r>
+        <w:rPr>
+          <w:b/>
+          <w:bCs/>
+          <w:sz w:val="21"/>
+          <w:szCs w:val="21"/>
+        </w:rPr>
+        <w:t xml:space="preserve">What would overturn it.  </w:t>
+      </w:r>
+      <w:r>
+        <w:rPr>
+          <w:sz w:val="21"/>
+          <w:szCs w:val="21"/>
+        </w:rPr>
+        <w:t xml:space="preserve">Nothing about the direction — but note it FOLLOWS from T-003 rather than contradicting it. If a charted level genuinely holds, the far level holds too, so reaching it is harder, not easier. The prose was written as though only the near level were real.</w:t>
+      </w:r>
+    </w:p>
+    <w:p>
+      <w:pPr>
+        <w:spacing w:after="60" w:before="260"/>
+      </w:pPr>
+      <w:r>
+        <w:rPr>
+          <w:b/>
+          <w:bCs/>
+          <w:sz w:val="24"/>
+          <w:szCs w:val="24"/>
+        </w:rPr>
+        <w:t xml:space="preserve">T-012  A fresh moving-average cross is not a regime change.</w:t>
+      </w:r>
+    </w:p>
+    <w:p>
+      <w:pPr>
+        <w:spacing w:after="120"/>
+      </w:pPr>
+      <w:r>
+        <w:rPr>
+          <w:caps w:val="false"/>
+          <w:color w:val="777777"/>
+          <w:sz w:val="16"/>
+          <w:szCs w:val="16"/>
+        </w:rPr>
+        <w:t xml:space="preserve">EVERY TICKER   applies to every ticker   ·   learned from a technical walk-forward test, 93-ticker replay, 31-Aug-2026   ·   STATUS: PROVISIONAL</w:t>
+      </w:r>
+    </w:p>
+    <w:p>
+      <w:pPr>
+        <w:spacing w:after="120"/>
+      </w:pPr>
+      <w:r>
+        <w:rPr>
+          <w:sz w:val="21"/>
+          <w:szCs w:val="21"/>
+        </w:rPr>
+        <w:t xml:space="preserve">The read calls a 50/200 cross inside the last 25 sessions "a momentum-regime change rather than noise inside an intact trend". Neither half of that survives testing. Volatility does not shift, and the direction leans gently the wrong way: a fresh golden cross is followed by a LOWER up-rate than an established one, and a fresh death cross by a higher one.</w:t>
+      </w:r>
+    </w:p>
+    <w:p>
+      <w:pPr>
+        <w:spacing w:after="120"/>
+      </w:pPr>
+      <w:r>
+        <w:rPr>
+          <w:b/>
+          <w:bCs/>
+          <w:sz w:val="21"/>
+          <w:szCs w:val="21"/>
+        </w:rPr>
+        <w:t xml:space="preserve">How we know.  </w:t>
+      </w:r>
+      <w:r>
+        <w:rPr>
+          <w:sz w:val="21"/>
+          <w:szCs w:val="21"/>
+        </w:rPr>
+        <w:t xml:space="preserve">Compared against origins in the SAME cross state without the freshness, so the test isolates the cross rather than re-measuring the trend. At one month a fresh golden cross is followed by an up-rate of 52.2% against 54.8% for a stale one (-2.6pp, z = -2.7, n = 3,024); a fresh death cross runs +2.3pp the other way. Realized forward volatility is essentially unchanged — a ratio of 0.92 on golden and 1.01 on death — which is the reading that most directly refutes "regime change".</w:t>
+      </w:r>
+    </w:p>
+    <w:p>
+      <w:pPr>
+        <w:spacing w:after="120"/>
+      </w:pPr>
+      <w:r>
+        <w:rPr>
+          <w:b/>
+          <w:bCs/>
+          <w:sz w:val="21"/>
+          <w:szCs w:val="21"/>
+        </w:rPr>
+        <w:t xml:space="preserve">What would overturn it.  </w:t>
+      </w:r>
+      <w:r>
+        <w:rPr>
+          <w:sz w:val="21"/>
+          <w:szCs w:val="21"/>
+        </w:rPr>
+        <w:t xml:space="preserve">A different freshness window, or a cross of different averages, showing a volatility shift. The 25-session window is the one the read publishes and is what was tested.</w:t>
+      </w:r>
+    </w:p>
+    <w:p>
+      <w:pPr>
+        <w:spacing w:after="60" w:before="260"/>
+      </w:pPr>
+      <w:r>
+        <w:rPr>
+          <w:b/>
+          <w:bCs/>
+          <w:sz w:val="24"/>
+          <w:szCs w:val="24"/>
+        </w:rPr>
+        <w:t xml:space="preserve">T-013  Volume carries movement, not direction — and the tape reading already has it.</w:t>
+      </w:r>
+    </w:p>
+    <w:p>
+      <w:pPr>
+        <w:spacing w:after="120"/>
+      </w:pPr>
+      <w:r>
+        <w:rPr>
+          <w:caps w:val="false"/>
+          <w:color w:val="777777"/>
+          <w:sz w:val="16"/>
+          <w:szCs w:val="16"/>
+        </w:rPr>
+        <w:t xml:space="preserve">EVERY TICKER   applies to every ticker   ·   learned from a technical walk-forward test, 93-ticker replay, 31-Aug-2026   ·   STATUS: PROVISIONAL</w:t>
+      </w:r>
+    </w:p>
+    <w:p>
+      <w:pPr>
+        <w:spacing w:after="120"/>
+      </w:pPr>
+      <w:r>
+        <w:rPr>
+          <w:sz w:val="21"/>
+          <w:szCs w:val="21"/>
+        </w:rPr>
+        <w:t xml:space="preserve">Volume sits in every library and the read has never looked at it. Tested, it behaves exactly like a weaker version of the ATR sentence: it says something real about how far price will travel, nothing at all about which way, and almost all of what it says is already said better by a reading the page publishes today.</w:t>
+      </w:r>
+    </w:p>
+    <w:p>
+      <w:pPr>
+        <w:spacing w:after="120"/>
+      </w:pPr>
+      <w:r>
+        <w:rPr>
+          <w:b/>
+          <w:bCs/>
+          <w:sz w:val="21"/>
+          <w:szCs w:val="21"/>
+        </w:rPr>
+        <w:t xml:space="preserve">How we know.  </w:t>
+      </w:r>
+      <w:r>
+        <w:rPr>
+          <w:sz w:val="21"/>
+          <w:szCs w:val="21"/>
+        </w:rPr>
+        <w:t xml:space="preserve">On 43,167 readings, a volume surge and a volume drought are followed by a higher close equally often — +0.5pp at one week (z = +0.6) and -0.0pp at one month. Against realized forward volatility the volume z-score scores +0.089 where the ATR reading scores +0.506; controlling for ATR, volume keeps +0.065 at one week and +0.033 at one month — real, highly significant, and about a twentieth of what the page already tells you.</w:t>
+      </w:r>
+    </w:p>
+    <w:p>
+      <w:pPr>
+        <w:spacing w:after="120"/>
+      </w:pPr>
+      <w:r>
+        <w:rPr>
+          <w:b/>
+          <w:bCs/>
+          <w:sz w:val="21"/>
+          <w:szCs w:val="21"/>
+        </w:rPr>
+        <w:t xml:space="preserve">What would overturn it.  </w:t>
+      </w:r>
+      <w:r>
+        <w:rPr>
+          <w:sz w:val="21"/>
+          <w:szCs w:val="21"/>
+        </w:rPr>
+        <w:t xml:space="preserve">A volume construction other than a trailing z-score — turnover against float, or volume conditioned on direction — retaining a materially larger partial correlation. What is ruled out is the plain surge.</w:t>
       </w:r>
     </w:p>
     <w:p>

--- a/engine/lab/ta_calibration/Technical_Lessons_Register.docx
+++ b/engine/lab/ta_calibration/Technical_Lessons_Register.docx
@@ -359,6 +359,263 @@
       </w:pPr>
       <w:r>
         <w:t xml:space="preserve">Every lesson also records how it was learned, because the strength of the evidence differs enormously, and what would overturn it. A lesson with no falsifier is a habit, not a finding.</w:t>
+      </w:r>
+    </w:p>
+    <w:p>
+      <w:pPr>
+        <w:pStyle w:val="Heading1"/>
+        <w:spacing w:after="160" w:before="320"/>
+      </w:pPr>
+      <w:r>
+        <w:t xml:space="preserve">The four things worth knowing, in pictures</w:t>
+      </w:r>
+    </w:p>
+    <w:p>
+      <w:pPr>
+        <w:spacing w:after="120"/>
+      </w:pPr>
+      <w:r>
+        <w:t xml:space="preserve">If you read nothing else, read these four charts. The rest of the document is the evidence behind them.</w:t>
+      </w:r>
+    </w:p>
+    <w:p>
+      <w:pPr>
+        <w:spacing w:after="40" w:before="140"/>
+      </w:pPr>
+      <w:r>
+        <w:drawing>
+          <wp:inline distT="0" distB="0" distL="0" distR="0">
+            <wp:extent cx="5753100" cy="2638425"/>
+            <wp:effectExtent t="0" r="0" b="0" l="0"/>
+            <wp:docPr id="1" name="" descr="" title=""/>
+            <wp:cNvGraphicFramePr>
+              <a:graphicFrameLocks xmlns:a="http://schemas.openxmlformats.org/drawingml/2006/main" noChangeAspect="1"/>
+            </wp:cNvGraphicFramePr>
+            <a:graphic xmlns:a="http://schemas.openxmlformats.org/drawingml/2006/main">
+              <a:graphicData uri="http://schemas.openxmlformats.org/drawingml/2006/picture">
+                <pic:pic xmlns:pic="http://schemas.openxmlformats.org/drawingml/2006/picture">
+                  <pic:nvPicPr>
+                    <pic:cNvPr id="0" name="" descr=""/>
+                    <pic:cNvPicPr>
+                      <a:picLocks noChangeAspect="1" noChangeArrowheads="1"/>
+                    </pic:cNvPicPr>
+                  </pic:nvPicPr>
+                  <pic:blipFill>
+                    <a:blip r:embed="rId7" cstate="none"/>
+                    <a:srcRect/>
+                    <a:stretch>
+                      <a:fillRect/>
+                    </a:stretch>
+                  </pic:blipFill>
+                  <pic:spPr bwMode="auto">
+                    <a:xfrm>
+                      <a:off x="0" y="0"/>
+                      <a:ext cx="5753100" cy="2638425"/>
+                    </a:xfrm>
+                    <a:prstGeom prst="rect">
+                      <a:avLst/>
+                    </a:prstGeom>
+                  </pic:spPr>
+                </pic:pic>
+              </a:graphicData>
+            </a:graphic>
+          </wp:inline>
+        </w:drawing>
+      </w:r>
+    </w:p>
+    <w:p>
+      <w:pPr>
+        <w:spacing w:after="200"/>
+      </w:pPr>
+      <w:r>
+        <w:rPr>
+          <w:i/>
+          <w:iCs/>
+          <w:color w:val="777777"/>
+          <w:sz w:val="16"/>
+          <w:szCs w:val="16"/>
+        </w:rPr>
+        <w:t xml:space="preserve">Levels matter, and they matter most over days rather than months. This is why the whole calibration was re-run — the first pass scored a short-term read against three-month outcomes and reported the weakest number in this chart.</w:t>
+      </w:r>
+    </w:p>
+    <w:p>
+      <w:pPr>
+        <w:spacing w:after="40" w:before="140"/>
+      </w:pPr>
+      <w:r>
+        <w:drawing>
+          <wp:inline distT="0" distB="0" distL="0" distR="0">
+            <wp:extent cx="5753100" cy="2847975"/>
+            <wp:effectExtent t="0" r="0" b="0" l="0"/>
+            <wp:docPr id="1" name="" descr="" title=""/>
+            <wp:cNvGraphicFramePr>
+              <a:graphicFrameLocks xmlns:a="http://schemas.openxmlformats.org/drawingml/2006/main" noChangeAspect="1"/>
+            </wp:cNvGraphicFramePr>
+            <a:graphic xmlns:a="http://schemas.openxmlformats.org/drawingml/2006/main">
+              <a:graphicData uri="http://schemas.openxmlformats.org/drawingml/2006/picture">
+                <pic:pic xmlns:pic="http://schemas.openxmlformats.org/drawingml/2006/picture">
+                  <pic:nvPicPr>
+                    <pic:cNvPr id="0" name="" descr=""/>
+                    <pic:cNvPicPr>
+                      <a:picLocks noChangeAspect="1" noChangeArrowheads="1"/>
+                    </pic:cNvPicPr>
+                  </pic:nvPicPr>
+                  <pic:blipFill>
+                    <a:blip r:embed="rId8" cstate="none"/>
+                    <a:srcRect/>
+                    <a:stretch>
+                      <a:fillRect/>
+                    </a:stretch>
+                  </pic:blipFill>
+                  <pic:spPr bwMode="auto">
+                    <a:xfrm>
+                      <a:off x="0" y="0"/>
+                      <a:ext cx="5753100" cy="2847975"/>
+                    </a:xfrm>
+                    <a:prstGeom prst="rect">
+                      <a:avLst/>
+                    </a:prstGeom>
+                  </pic:spPr>
+                </pic:pic>
+              </a:graphicData>
+            </a:graphic>
+          </wp:inline>
+        </w:drawing>
+      </w:r>
+    </w:p>
+    <w:p>
+      <w:pPr>
+        <w:spacing w:after="200"/>
+      </w:pPr>
+      <w:r>
+        <w:rPr>
+          <w:i/>
+          <w:iCs/>
+          <w:color w:val="777777"/>
+          <w:sz w:val="16"/>
+          <w:szCs w:val="16"/>
+        </w:rPr>
+        <w:t xml:space="preserve">The tape sentence is the best thing the read publishes. Four words, four clearly different amounts of movement in the month that follows.</w:t>
+      </w:r>
+    </w:p>
+    <w:p>
+      <w:pPr>
+        <w:spacing w:after="40" w:before="140"/>
+      </w:pPr>
+      <w:r>
+        <w:drawing>
+          <wp:inline distT="0" distB="0" distL="0" distR="0">
+            <wp:extent cx="5753100" cy="2628900"/>
+            <wp:effectExtent t="0" r="0" b="0" l="0"/>
+            <wp:docPr id="1" name="" descr="" title=""/>
+            <wp:cNvGraphicFramePr>
+              <a:graphicFrameLocks xmlns:a="http://schemas.openxmlformats.org/drawingml/2006/main" noChangeAspect="1"/>
+            </wp:cNvGraphicFramePr>
+            <a:graphic xmlns:a="http://schemas.openxmlformats.org/drawingml/2006/main">
+              <a:graphicData uri="http://schemas.openxmlformats.org/drawingml/2006/picture">
+                <pic:pic xmlns:pic="http://schemas.openxmlformats.org/drawingml/2006/picture">
+                  <pic:nvPicPr>
+                    <pic:cNvPr id="0" name="" descr=""/>
+                    <pic:cNvPicPr>
+                      <a:picLocks noChangeAspect="1" noChangeArrowheads="1"/>
+                    </pic:cNvPicPr>
+                  </pic:nvPicPr>
+                  <pic:blipFill>
+                    <a:blip r:embed="rId9" cstate="none"/>
+                    <a:srcRect/>
+                    <a:stretch>
+                      <a:fillRect/>
+                    </a:stretch>
+                  </pic:blipFill>
+                  <pic:spPr bwMode="auto">
+                    <a:xfrm>
+                      <a:off x="0" y="0"/>
+                      <a:ext cx="5753100" cy="2628900"/>
+                    </a:xfrm>
+                    <a:prstGeom prst="rect">
+                      <a:avLst/>
+                    </a:prstGeom>
+                  </pic:spPr>
+                </pic:pic>
+              </a:graphicData>
+            </a:graphic>
+          </wp:inline>
+        </w:drawing>
+      </w:r>
+    </w:p>
+    <w:p>
+      <w:pPr>
+        <w:spacing w:after="200"/>
+      </w:pPr>
+      <w:r>
+        <w:rPr>
+          <w:i/>
+          <w:iCs/>
+          <w:color w:val="777777"/>
+          <w:sz w:val="16"/>
+          <w:szCs w:val="16"/>
+        </w:rPr>
+        <w:t xml:space="preserve">The trigger sentence said clearing a level opens the next one. It does the opposite — and that follows from levels being real, because the far level holds too.</w:t>
+      </w:r>
+    </w:p>
+    <w:p>
+      <w:pPr>
+        <w:spacing w:after="40" w:before="140"/>
+      </w:pPr>
+      <w:r>
+        <w:drawing>
+          <wp:inline distT="0" distB="0" distL="0" distR="0">
+            <wp:extent cx="5753100" cy="2314575"/>
+            <wp:effectExtent t="0" r="0" b="0" l="0"/>
+            <wp:docPr id="1" name="" descr="" title=""/>
+            <wp:cNvGraphicFramePr>
+              <a:graphicFrameLocks xmlns:a="http://schemas.openxmlformats.org/drawingml/2006/main" noChangeAspect="1"/>
+            </wp:cNvGraphicFramePr>
+            <a:graphic xmlns:a="http://schemas.openxmlformats.org/drawingml/2006/main">
+              <a:graphicData uri="http://schemas.openxmlformats.org/drawingml/2006/picture">
+                <pic:pic xmlns:pic="http://schemas.openxmlformats.org/drawingml/2006/picture">
+                  <pic:nvPicPr>
+                    <pic:cNvPr id="0" name="" descr=""/>
+                    <pic:cNvPicPr>
+                      <a:picLocks noChangeAspect="1" noChangeArrowheads="1"/>
+                    </pic:cNvPicPr>
+                  </pic:nvPicPr>
+                  <pic:blipFill>
+                    <a:blip r:embed="rId10" cstate="none"/>
+                    <a:srcRect/>
+                    <a:stretch>
+                      <a:fillRect/>
+                    </a:stretch>
+                  </pic:blipFill>
+                  <pic:spPr bwMode="auto">
+                    <a:xfrm>
+                      <a:off x="0" y="0"/>
+                      <a:ext cx="5753100" cy="2314575"/>
+                    </a:xfrm>
+                    <a:prstGeom prst="rect">
+                      <a:avLst/>
+                    </a:prstGeom>
+                  </pic:spPr>
+                </pic:pic>
+              </a:graphicData>
+            </a:graphic>
+          </wp:inline>
+        </w:drawing>
+      </w:r>
+    </w:p>
+    <w:p>
+      <w:pPr>
+        <w:spacing w:after="200"/>
+      </w:pPr>
+      <w:r>
+        <w:rPr>
+          <w:i/>
+          <w:iCs/>
+          <w:color w:val="777777"/>
+          <w:sz w:val="16"/>
+          <w:szCs w:val="16"/>
+        </w:rPr>
+        <w:t xml:space="preserve">Split the fifteen years in half and two of the three main claims survive. The trend claim does not.</w:t>
       </w:r>
     </w:p>
     <w:p>
@@ -744,6 +1001,827 @@
         <w:spacing w:after="160" w:before="320"/>
       </w:pPr>
       <w:r>
+        <w:t xml:space="preserve">The indicators this read is built from</w:t>
+      </w:r>
+    </w:p>
+    <w:p>
+      <w:pPr>
+        <w:spacing w:after="120"/>
+      </w:pPr>
+      <w:r>
+        <w:t xml:space="preserve">Everything below is computed from the same daily price history the probability cone runs on, through the same data-quality gate. Nothing is fitted and nothing is hand-drawn — every number is a fixed function of the price series, and every sentence on a page is chosen by one of these numbers.</w:t>
+      </w:r>
+    </w:p>
+    <w:tbl>
+      <w:tblPr>
+        <w:tblW w:type="dxa" w:w="9200"/>
+        <w:tblBorders>
+          <w:top w:val="single" w:color="auto" w:sz="4"/>
+          <w:left w:val="single" w:color="auto" w:sz="4"/>
+          <w:bottom w:val="single" w:color="auto" w:sz="4"/>
+          <w:right w:val="single" w:color="auto" w:sz="4"/>
+          <w:insideH w:val="single" w:color="auto" w:sz="4"/>
+          <w:insideV w:val="single" w:color="auto" w:sz="4"/>
+        </w:tblBorders>
+      </w:tblPr>
+      <w:tblGrid>
+        <w:gridCol w:w="2500"/>
+        <w:gridCol w:w="3100"/>
+        <w:gridCol w:w="3600"/>
+      </w:tblGrid>
+      <w:tr>
+        <w:tc>
+          <w:tcPr>
+            <w:tcW w:type="dxa" w:w="2500"/>
+            <w:shd w:fill="F2F2F2" w:val="clear"/>
+          </w:tcPr>
+          <w:p>
+            <w:pPr>
+              <w:spacing w:after="0"/>
+            </w:pPr>
+            <w:r>
+              <w:rPr>
+                <w:b/>
+                <w:bCs/>
+                <w:sz w:val="18"/>
+                <w:szCs w:val="18"/>
+              </w:rPr>
+              <w:t xml:space="preserve">Indicator</w:t>
+            </w:r>
+          </w:p>
+        </w:tc>
+        <w:tc>
+          <w:tcPr>
+            <w:tcW w:type="dxa" w:w="3100"/>
+            <w:shd w:fill="F2F2F2" w:val="clear"/>
+          </w:tcPr>
+          <w:p>
+            <w:pPr>
+              <w:spacing w:after="0"/>
+            </w:pPr>
+            <w:r>
+              <w:rPr>
+                <w:b/>
+                <w:bCs/>
+                <w:sz w:val="18"/>
+                <w:szCs w:val="18"/>
+              </w:rPr>
+              <w:t xml:space="preserve">Setting</w:t>
+            </w:r>
+          </w:p>
+        </w:tc>
+        <w:tc>
+          <w:tcPr>
+            <w:tcW w:type="dxa" w:w="3600"/>
+            <w:shd w:fill="F2F2F2" w:val="clear"/>
+          </w:tcPr>
+          <w:p>
+            <w:pPr>
+              <w:spacing w:after="0"/>
+            </w:pPr>
+            <w:r>
+              <w:rPr>
+                <w:b/>
+                <w:bCs/>
+                <w:sz w:val="18"/>
+                <w:szCs w:val="18"/>
+              </w:rPr>
+              <w:t xml:space="preserve">What it is</w:t>
+            </w:r>
+          </w:p>
+        </w:tc>
+      </w:tr>
+      <w:tr>
+        <w:tc>
+          <w:tcPr>
+            <w:tcW w:type="dxa" w:w="2500"/>
+          </w:tcPr>
+          <w:p>
+            <w:pPr>
+              <w:spacing w:after="0"/>
+            </w:pPr>
+            <w:r>
+              <w:rPr>
+                <w:b w:val="false"/>
+                <w:bCs w:val="false"/>
+                <w:sz w:val="18"/>
+                <w:szCs w:val="18"/>
+              </w:rPr>
+              <w:t xml:space="preserve">Moving averages</w:t>
+            </w:r>
+          </w:p>
+        </w:tc>
+        <w:tc>
+          <w:tcPr>
+            <w:tcW w:type="dxa" w:w="3100"/>
+          </w:tcPr>
+          <w:p>
+            <w:pPr>
+              <w:spacing w:after="0"/>
+            </w:pPr>
+            <w:r>
+              <w:rPr>
+                <w:b w:val="false"/>
+                <w:bCs w:val="false"/>
+                <w:sz w:val="18"/>
+                <w:szCs w:val="18"/>
+              </w:rPr>
+              <w:t xml:space="preserve">20, 50 and 200 sessions</w:t>
+            </w:r>
+          </w:p>
+        </w:tc>
+        <w:tc>
+          <w:tcPr>
+            <w:tcW w:type="dxa" w:w="3600"/>
+          </w:tcPr>
+          <w:p>
+            <w:pPr>
+              <w:spacing w:after="0"/>
+            </w:pPr>
+            <w:r>
+              <w:rPr>
+                <w:b w:val="false"/>
+                <w:bCs w:val="false"/>
+                <w:sz w:val="18"/>
+                <w:szCs w:val="18"/>
+              </w:rPr>
+              <w:t xml:space="preserve">Simple averages of the closing price. The read states which of them price sits above.</w:t>
+            </w:r>
+          </w:p>
+        </w:tc>
+      </w:tr>
+      <w:tr>
+        <w:tc>
+          <w:tcPr>
+            <w:tcW w:type="dxa" w:w="2500"/>
+          </w:tcPr>
+          <w:p>
+            <w:pPr>
+              <w:spacing w:after="0"/>
+            </w:pPr>
+            <w:r>
+              <w:rPr>
+                <w:b w:val="false"/>
+                <w:bCs w:val="false"/>
+                <w:sz w:val="18"/>
+                <w:szCs w:val="18"/>
+              </w:rPr>
+              <w:t xml:space="preserve">Moving-average slope</w:t>
+            </w:r>
+          </w:p>
+        </w:tc>
+        <w:tc>
+          <w:tcPr>
+            <w:tcW w:type="dxa" w:w="3100"/>
+          </w:tcPr>
+          <w:p>
+            <w:pPr>
+              <w:spacing w:after="0"/>
+            </w:pPr>
+            <w:r>
+              <w:rPr>
+                <w:b w:val="false"/>
+                <w:bCs w:val="false"/>
+                <w:sz w:val="18"/>
+                <w:szCs w:val="18"/>
+              </w:rPr>
+              <w:t xml:space="preserve">change over 10 sessions; flat if within 0.3%</w:t>
+            </w:r>
+          </w:p>
+        </w:tc>
+        <w:tc>
+          <w:tcPr>
+            <w:tcW w:type="dxa" w:w="3600"/>
+          </w:tcPr>
+          <w:p>
+            <w:pPr>
+              <w:spacing w:after="0"/>
+            </w:pPr>
+            <w:r>
+              <w:rPr>
+                <w:b w:val="false"/>
+                <w:bCs w:val="false"/>
+                <w:sz w:val="18"/>
+                <w:szCs w:val="18"/>
+              </w:rPr>
+              <w:t xml:space="preserve">Whether each average is rising, flat or falling.</w:t>
+            </w:r>
+          </w:p>
+        </w:tc>
+      </w:tr>
+      <w:tr>
+        <w:tc>
+          <w:tcPr>
+            <w:tcW w:type="dxa" w:w="2500"/>
+          </w:tcPr>
+          <w:p>
+            <w:pPr>
+              <w:spacing w:after="0"/>
+            </w:pPr>
+            <w:r>
+              <w:rPr>
+                <w:b w:val="false"/>
+                <w:bCs w:val="false"/>
+                <w:sz w:val="18"/>
+                <w:szCs w:val="18"/>
+              </w:rPr>
+              <w:t xml:space="preserve">RSI</w:t>
+            </w:r>
+          </w:p>
+        </w:tc>
+        <w:tc>
+          <w:tcPr>
+            <w:tcW w:type="dxa" w:w="3100"/>
+          </w:tcPr>
+          <w:p>
+            <w:pPr>
+              <w:spacing w:after="0"/>
+            </w:pPr>
+            <w:r>
+              <w:rPr>
+                <w:b w:val="false"/>
+                <w:bCs w:val="false"/>
+                <w:sz w:val="18"/>
+                <w:szCs w:val="18"/>
+              </w:rPr>
+              <w:t xml:space="preserve">Wilder's, 14 sessions</w:t>
+            </w:r>
+          </w:p>
+        </w:tc>
+        <w:tc>
+          <w:tcPr>
+            <w:tcW w:type="dxa" w:w="3600"/>
+          </w:tcPr>
+          <w:p>
+            <w:pPr>
+              <w:spacing w:after="0"/>
+            </w:pPr>
+            <w:r>
+              <w:rPr>
+                <w:b w:val="false"/>
+                <w:bCs w:val="false"/>
+                <w:sz w:val="18"/>
+                <w:szCs w:val="18"/>
+              </w:rPr>
+              <w:t xml:space="preserve">A 0-100 momentum gauge. High means price has risen on most recent days.</w:t>
+            </w:r>
+          </w:p>
+        </w:tc>
+      </w:tr>
+      <w:tr>
+        <w:tc>
+          <w:tcPr>
+            <w:tcW w:type="dxa" w:w="2500"/>
+          </w:tcPr>
+          <w:p>
+            <w:pPr>
+              <w:spacing w:after="0"/>
+            </w:pPr>
+            <w:r>
+              <w:rPr>
+                <w:b w:val="false"/>
+                <w:bCs w:val="false"/>
+                <w:sz w:val="18"/>
+                <w:szCs w:val="18"/>
+              </w:rPr>
+              <w:t xml:space="preserve">ATR</w:t>
+            </w:r>
+          </w:p>
+        </w:tc>
+        <w:tc>
+          <w:tcPr>
+            <w:tcW w:type="dxa" w:w="3100"/>
+          </w:tcPr>
+          <w:p>
+            <w:pPr>
+              <w:spacing w:after="0"/>
+            </w:pPr>
+            <w:r>
+              <w:rPr>
+                <w:b w:val="false"/>
+                <w:bCs w:val="false"/>
+                <w:sz w:val="18"/>
+                <w:szCs w:val="18"/>
+              </w:rPr>
+              <w:t xml:space="preserve">Wilder's, 14 sessions, on the true range</w:t>
+            </w:r>
+          </w:p>
+        </w:tc>
+        <w:tc>
+          <w:tcPr>
+            <w:tcW w:type="dxa" w:w="3600"/>
+          </w:tcPr>
+          <w:p>
+            <w:pPr>
+              <w:spacing w:after="0"/>
+            </w:pPr>
+            <w:r>
+              <w:rPr>
+                <w:b w:val="false"/>
+                <w:bCs w:val="false"/>
+                <w:sz w:val="18"/>
+                <w:szCs w:val="18"/>
+              </w:rPr>
+              <w:t xml:space="preserve">The average distance price travels in a day, gaps included. The read turns it into the tape sentence.</w:t>
+            </w:r>
+          </w:p>
+        </w:tc>
+      </w:tr>
+      <w:tr>
+        <w:tc>
+          <w:tcPr>
+            <w:tcW w:type="dxa" w:w="2500"/>
+          </w:tcPr>
+          <w:p>
+            <w:pPr>
+              <w:spacing w:after="0"/>
+            </w:pPr>
+            <w:r>
+              <w:rPr>
+                <w:b w:val="false"/>
+                <w:bCs w:val="false"/>
+                <w:sz w:val="18"/>
+                <w:szCs w:val="18"/>
+              </w:rPr>
+              <w:t xml:space="preserve">MACD</w:t>
+            </w:r>
+          </w:p>
+        </w:tc>
+        <w:tc>
+          <w:tcPr>
+            <w:tcW w:type="dxa" w:w="3100"/>
+          </w:tcPr>
+          <w:p>
+            <w:pPr>
+              <w:spacing w:after="0"/>
+            </w:pPr>
+            <w:r>
+              <w:rPr>
+                <w:b w:val="false"/>
+                <w:bCs w:val="false"/>
+                <w:sz w:val="18"/>
+                <w:szCs w:val="18"/>
+              </w:rPr>
+              <w:t xml:space="preserve">12 and 26 session averages, 9-session signal</w:t>
+            </w:r>
+          </w:p>
+        </w:tc>
+        <w:tc>
+          <w:tcPr>
+            <w:tcW w:type="dxa" w:w="3600"/>
+          </w:tcPr>
+          <w:p>
+            <w:pPr>
+              <w:spacing w:after="0"/>
+            </w:pPr>
+            <w:r>
+              <w:rPr>
+                <w:b w:val="false"/>
+                <w:bCs w:val="false"/>
+                <w:sz w:val="18"/>
+                <w:szCs w:val="18"/>
+              </w:rPr>
+              <w:t xml:space="preserve">A trend-following oscillator. The read states the line, the signal and the histogram.</w:t>
+            </w:r>
+          </w:p>
+        </w:tc>
+      </w:tr>
+      <w:tr>
+        <w:tc>
+          <w:tcPr>
+            <w:tcW w:type="dxa" w:w="2500"/>
+          </w:tcPr>
+          <w:p>
+            <w:pPr>
+              <w:spacing w:after="0"/>
+            </w:pPr>
+            <w:r>
+              <w:rPr>
+                <w:b w:val="false"/>
+                <w:bCs w:val="false"/>
+                <w:sz w:val="18"/>
+                <w:szCs w:val="18"/>
+              </w:rPr>
+              <w:t xml:space="preserve">50/200 cross</w:t>
+            </w:r>
+          </w:p>
+        </w:tc>
+        <w:tc>
+          <w:tcPr>
+            <w:tcW w:type="dxa" w:w="3100"/>
+          </w:tcPr>
+          <w:p>
+            <w:pPr>
+              <w:spacing w:after="0"/>
+            </w:pPr>
+            <w:r>
+              <w:rPr>
+                <w:b w:val="false"/>
+                <w:bCs w:val="false"/>
+                <w:sz w:val="18"/>
+                <w:szCs w:val="18"/>
+              </w:rPr>
+              <w:t xml:space="preserve">flagged as fresh within 25 sessions</w:t>
+            </w:r>
+          </w:p>
+        </w:tc>
+        <w:tc>
+          <w:tcPr>
+            <w:tcW w:type="dxa" w:w="3600"/>
+          </w:tcPr>
+          <w:p>
+            <w:pPr>
+              <w:spacing w:after="0"/>
+            </w:pPr>
+            <w:r>
+              <w:rPr>
+                <w:b w:val="false"/>
+                <w:bCs w:val="false"/>
+                <w:sz w:val="18"/>
+                <w:szCs w:val="18"/>
+              </w:rPr>
+              <w:t xml:space="preserve">The golden cross and the death cross.</w:t>
+            </w:r>
+          </w:p>
+        </w:tc>
+      </w:tr>
+      <w:tr>
+        <w:tc>
+          <w:tcPr>
+            <w:tcW w:type="dxa" w:w="2500"/>
+          </w:tcPr>
+          <w:p>
+            <w:pPr>
+              <w:spacing w:after="0"/>
+            </w:pPr>
+            <w:r>
+              <w:rPr>
+                <w:b w:val="false"/>
+                <w:bCs w:val="false"/>
+                <w:sz w:val="18"/>
+                <w:szCs w:val="18"/>
+              </w:rPr>
+              <w:t xml:space="preserve">52-week range</w:t>
+            </w:r>
+          </w:p>
+        </w:tc>
+        <w:tc>
+          <w:tcPr>
+            <w:tcW w:type="dxa" w:w="3100"/>
+          </w:tcPr>
+          <w:p>
+            <w:pPr>
+              <w:spacing w:after="0"/>
+            </w:pPr>
+            <w:r>
+              <w:rPr>
+                <w:b w:val="false"/>
+                <w:bCs w:val="false"/>
+                <w:sz w:val="18"/>
+                <w:szCs w:val="18"/>
+              </w:rPr>
+              <w:t xml:space="preserve">252 sessions</w:t>
+            </w:r>
+          </w:p>
+        </w:tc>
+        <w:tc>
+          <w:tcPr>
+            <w:tcW w:type="dxa" w:w="3600"/>
+          </w:tcPr>
+          <w:p>
+            <w:pPr>
+              <w:spacing w:after="0"/>
+            </w:pPr>
+            <w:r>
+              <w:rPr>
+                <w:b w:val="false"/>
+                <w:bCs w:val="false"/>
+                <w:sz w:val="18"/>
+                <w:szCs w:val="18"/>
+              </w:rPr>
+              <w:t xml:space="preserve">The high, the low, and how far the last close sits from each.</w:t>
+            </w:r>
+          </w:p>
+        </w:tc>
+      </w:tr>
+      <w:tr>
+        <w:tc>
+          <w:tcPr>
+            <w:tcW w:type="dxa" w:w="2500"/>
+          </w:tcPr>
+          <w:p>
+            <w:pPr>
+              <w:spacing w:after="0"/>
+            </w:pPr>
+            <w:r>
+              <w:rPr>
+                <w:b w:val="false"/>
+                <w:bCs w:val="false"/>
+                <w:sz w:val="18"/>
+                <w:szCs w:val="18"/>
+              </w:rPr>
+              <w:t xml:space="preserve">Support and resistance</w:t>
+            </w:r>
+          </w:p>
+        </w:tc>
+        <w:tc>
+          <w:tcPr>
+            <w:tcW w:type="dxa" w:w="3100"/>
+          </w:tcPr>
+          <w:p>
+            <w:pPr>
+              <w:spacing w:after="0"/>
+            </w:pPr>
+            <w:r>
+              <w:rPr>
+                <w:b w:val="false"/>
+                <w:bCs w:val="false"/>
+                <w:sz w:val="18"/>
+                <w:szCs w:val="18"/>
+              </w:rPr>
+              <w:t xml:space="preserve">fractal pivots, half-width 5 bars, 500-session lookback</w:t>
+            </w:r>
+          </w:p>
+        </w:tc>
+        <w:tc>
+          <w:tcPr>
+            <w:tcW w:type="dxa" w:w="3600"/>
+          </w:tcPr>
+          <w:p>
+            <w:pPr>
+              <w:spacing w:after="0"/>
+            </w:pPr>
+            <w:r>
+              <w:rPr>
+                <w:b w:val="false"/>
+                <w:bCs w:val="false"/>
+                <w:sz w:val="18"/>
+                <w:szCs w:val="18"/>
+              </w:rPr>
+              <w:t xml:space="preserve">Turning points on the chart, grouped into levels when within 1.5% of each other.</w:t>
+            </w:r>
+          </w:p>
+        </w:tc>
+      </w:tr>
+      <w:tr>
+        <w:tc>
+          <w:tcPr>
+            <w:tcW w:type="dxa" w:w="2500"/>
+          </w:tcPr>
+          <w:p>
+            <w:pPr>
+              <w:spacing w:after="0"/>
+            </w:pPr>
+            <w:r>
+              <w:rPr>
+                <w:b w:val="false"/>
+                <w:bCs w:val="false"/>
+                <w:sz w:val="18"/>
+                <w:szCs w:val="18"/>
+              </w:rPr>
+              <w:t xml:space="preserve">  - level weighting</w:t>
+            </w:r>
+          </w:p>
+        </w:tc>
+        <w:tc>
+          <w:tcPr>
+            <w:tcW w:type="dxa" w:w="3100"/>
+          </w:tcPr>
+          <w:p>
+            <w:pPr>
+              <w:spacing w:after="0"/>
+            </w:pPr>
+            <w:r>
+              <w:rPr>
+                <w:b w:val="false"/>
+                <w:bCs w:val="false"/>
+                <w:sz w:val="18"/>
+                <w:szCs w:val="18"/>
+              </w:rPr>
+              <w:t xml:space="preserve">recency half-life 180 sessions, weighted by touch count</w:t>
+            </w:r>
+          </w:p>
+        </w:tc>
+        <w:tc>
+          <w:tcPr>
+            <w:tcW w:type="dxa" w:w="3600"/>
+          </w:tcPr>
+          <w:p>
+            <w:pPr>
+              <w:spacing w:after="0"/>
+            </w:pPr>
+            <w:r>
+              <w:rPr>
+                <w:b w:val="false"/>
+                <w:bCs w:val="false"/>
+                <w:sz w:val="18"/>
+                <w:szCs w:val="18"/>
+              </w:rPr>
+              <w:t xml:space="preserve">Recent tests count for more than old ones; more tests counts for more than fewer.</w:t>
+            </w:r>
+          </w:p>
+        </w:tc>
+      </w:tr>
+      <w:tr>
+        <w:tc>
+          <w:tcPr>
+            <w:tcW w:type="dxa" w:w="2500"/>
+          </w:tcPr>
+          <w:p>
+            <w:pPr>
+              <w:spacing w:after="0"/>
+            </w:pPr>
+            <w:r>
+              <w:rPr>
+                <w:b w:val="false"/>
+                <w:bCs w:val="false"/>
+                <w:sz w:val="18"/>
+                <w:szCs w:val="18"/>
+              </w:rPr>
+              <w:t xml:space="preserve">  - level filtering</w:t>
+            </w:r>
+          </w:p>
+        </w:tc>
+        <w:tc>
+          <w:tcPr>
+            <w:tcW w:type="dxa" w:w="3100"/>
+          </w:tcPr>
+          <w:p>
+            <w:pPr>
+              <w:spacing w:after="0"/>
+            </w:pPr>
+            <w:r>
+              <w:rPr>
+                <w:b w:val="false"/>
+                <w:bCs w:val="false"/>
+                <w:sz w:val="18"/>
+                <w:szCs w:val="18"/>
+              </w:rPr>
+              <w:t xml:space="preserve">at least 0.8% from spot, at most 35%; 3 published per side</w:t>
+            </w:r>
+          </w:p>
+        </w:tc>
+        <w:tc>
+          <w:tcPr>
+            <w:tcW w:type="dxa" w:w="3600"/>
+          </w:tcPr>
+          <w:p>
+            <w:pPr>
+              <w:spacing w:after="0"/>
+            </w:pPr>
+            <w:r>
+              <w:rPr>
+                <w:b w:val="false"/>
+                <w:bCs w:val="false"/>
+                <w:sz w:val="18"/>
+                <w:szCs w:val="18"/>
+              </w:rPr>
+              <w:t xml:space="preserve">A line too close to the price is not a level.</w:t>
+            </w:r>
+          </w:p>
+        </w:tc>
+      </w:tr>
+      <w:tr>
+        <w:tc>
+          <w:tcPr>
+            <w:tcW w:type="dxa" w:w="2500"/>
+          </w:tcPr>
+          <w:p>
+            <w:pPr>
+              <w:spacing w:after="0"/>
+            </w:pPr>
+            <w:r>
+              <w:rPr>
+                <w:b w:val="false"/>
+                <w:bCs w:val="false"/>
+                <w:sz w:val="18"/>
+                <w:szCs w:val="18"/>
+              </w:rPr>
+              <w:t xml:space="preserve">  - other level sources</w:t>
+            </w:r>
+          </w:p>
+        </w:tc>
+        <w:tc>
+          <w:tcPr>
+            <w:tcW w:type="dxa" w:w="3100"/>
+          </w:tcPr>
+          <w:p>
+            <w:pPr>
+              <w:spacing w:after="0"/>
+            </w:pPr>
+            <w:r>
+              <w:rPr>
+                <w:b w:val="false"/>
+                <w:bCs w:val="false"/>
+                <w:sz w:val="18"/>
+                <w:szCs w:val="18"/>
+              </w:rPr>
+              <w:t xml:space="preserve">the three averages, the 52-week extremes, round numbers</w:t>
+            </w:r>
+          </w:p>
+        </w:tc>
+        <w:tc>
+          <w:tcPr>
+            <w:tcW w:type="dxa" w:w="3600"/>
+          </w:tcPr>
+          <w:p>
+            <w:pPr>
+              <w:spacing w:after="0"/>
+            </w:pPr>
+            <w:r>
+              <w:rPr>
+                <w:b w:val="false"/>
+                <w:bCs w:val="false"/>
+                <w:sz w:val="18"/>
+                <w:szCs w:val="18"/>
+              </w:rPr>
+              <w:t xml:space="preserve">Admitted only when swing structure does not fill the slot, and scored below it.</w:t>
+            </w:r>
+          </w:p>
+        </w:tc>
+      </w:tr>
+      <w:tr>
+        <w:tc>
+          <w:tcPr>
+            <w:tcW w:type="dxa" w:w="2500"/>
+          </w:tcPr>
+          <w:p>
+            <w:pPr>
+              <w:spacing w:after="0"/>
+            </w:pPr>
+            <w:r>
+              <w:rPr>
+                <w:b w:val="false"/>
+                <w:bCs w:val="false"/>
+                <w:sz w:val="18"/>
+                <w:szCs w:val="18"/>
+              </w:rPr>
+              <w:t xml:space="preserve">Volume</w:t>
+            </w:r>
+          </w:p>
+        </w:tc>
+        <w:tc>
+          <w:tcPr>
+            <w:tcW w:type="dxa" w:w="3100"/>
+          </w:tcPr>
+          <w:p>
+            <w:pPr>
+              <w:spacing w:after="0"/>
+            </w:pPr>
+            <w:r>
+              <w:rPr>
+                <w:b w:val="false"/>
+                <w:bCs w:val="false"/>
+                <w:sz w:val="18"/>
+                <w:szCs w:val="18"/>
+              </w:rPr>
+              <w:t xml:space="preserve">tested here, used nowhere</w:t>
+            </w:r>
+          </w:p>
+        </w:tc>
+        <w:tc>
+          <w:tcPr>
+            <w:tcW w:type="dxa" w:w="3600"/>
+          </w:tcPr>
+          <w:p>
+            <w:pPr>
+              <w:spacing w:after="0"/>
+            </w:pPr>
+            <w:r>
+              <w:rPr>
+                <w:b w:val="false"/>
+                <w:bCs w:val="false"/>
+                <w:sz w:val="18"/>
+                <w:szCs w:val="18"/>
+              </w:rPr>
+              <w:t xml:space="preserve">Present in every library. Scored in T-013 and not adopted.</w:t>
+            </w:r>
+          </w:p>
+        </w:tc>
+      </w:tr>
+    </w:tbl>
+    <w:p>
+      <w:pPr>
+        <w:spacing w:after="120"/>
+      </w:pPr>
+      <w:r>
+        <w:t xml:space="preserve"/>
+      </w:r>
+    </w:p>
+    <w:p>
+      <w:pPr>
+        <w:spacing w:after="120"/>
+      </w:pPr>
+      <w:r>
+        <w:t xml:space="preserve">The settings are conventional ones, chosen before any of this was measured. They are NOT fitted to the data, which is why the calibration can test them honestly — but it also means several of them are simply inherited, and three lessons below (T-014, T-015, T-017) find that the read’s own ranking and weighting of levels do not match what the levels actually do.</w:t>
+      </w:r>
+    </w:p>
+    <w:p>
+      <w:pPr>
+        <w:pStyle w:val="Heading1"/>
+        <w:spacing w:after="160" w:before="320"/>
+      </w:pPr>
+      <w:r>
         <w:t xml:space="preserve">Lessons that bind on EVERY ticker</w:t>
       </w:r>
     </w:p>
@@ -921,6 +1999,66 @@
     </w:p>
     <w:p>
       <w:pPr>
+        <w:spacing w:after="40" w:before="140"/>
+      </w:pPr>
+      <w:r>
+        <w:drawing>
+          <wp:inline distT="0" distB="0" distL="0" distR="0">
+            <wp:extent cx="5753100" cy="2676525"/>
+            <wp:effectExtent t="0" r="0" b="0" l="0"/>
+            <wp:docPr id="1" name="" descr="" title=""/>
+            <wp:cNvGraphicFramePr>
+              <a:graphicFrameLocks xmlns:a="http://schemas.openxmlformats.org/drawingml/2006/main" noChangeAspect="1"/>
+            </wp:cNvGraphicFramePr>
+            <a:graphic xmlns:a="http://schemas.openxmlformats.org/drawingml/2006/main">
+              <a:graphicData uri="http://schemas.openxmlformats.org/drawingml/2006/picture">
+                <pic:pic xmlns:pic="http://schemas.openxmlformats.org/drawingml/2006/picture">
+                  <pic:nvPicPr>
+                    <pic:cNvPr id="0" name="" descr=""/>
+                    <pic:cNvPicPr>
+                      <a:picLocks noChangeAspect="1" noChangeArrowheads="1"/>
+                    </pic:cNvPicPr>
+                  </pic:nvPicPr>
+                  <pic:blipFill>
+                    <a:blip r:embed="rId11" cstate="none"/>
+                    <a:srcRect/>
+                    <a:stretch>
+                      <a:fillRect/>
+                    </a:stretch>
+                  </pic:blipFill>
+                  <pic:spPr bwMode="auto">
+                    <a:xfrm>
+                      <a:off x="0" y="0"/>
+                      <a:ext cx="5753100" cy="2676525"/>
+                    </a:xfrm>
+                    <a:prstGeom prst="rect">
+                      <a:avLst/>
+                    </a:prstGeom>
+                  </pic:spPr>
+                </pic:pic>
+              </a:graphicData>
+            </a:graphic>
+          </wp:inline>
+        </w:drawing>
+      </w:r>
+    </w:p>
+    <w:p>
+      <w:pPr>
+        <w:spacing w:after="200"/>
+      </w:pPr>
+      <w:r>
+        <w:rPr>
+          <w:i/>
+          <w:iCs/>
+          <w:color w:val="777777"/>
+          <w:sz w:val="16"/>
+          <w:szCs w:val="16"/>
+        </w:rPr>
+        <w:t xml:space="preserve">Figure for T-002.</w:t>
+      </w:r>
+    </w:p>
+    <w:p>
+      <w:pPr>
         <w:spacing w:after="60" w:before="260"/>
       </w:pPr>
       <w:r>
@@ -1085,6 +2223,66 @@
     </w:p>
     <w:p>
       <w:pPr>
+        <w:spacing w:after="40" w:before="140"/>
+      </w:pPr>
+      <w:r>
+        <w:drawing>
+          <wp:inline distT="0" distB="0" distL="0" distR="0">
+            <wp:extent cx="5753100" cy="2914650"/>
+            <wp:effectExtent t="0" r="0" b="0" l="0"/>
+            <wp:docPr id="1" name="" descr="" title=""/>
+            <wp:cNvGraphicFramePr>
+              <a:graphicFrameLocks xmlns:a="http://schemas.openxmlformats.org/drawingml/2006/main" noChangeAspect="1"/>
+            </wp:cNvGraphicFramePr>
+            <a:graphic xmlns:a="http://schemas.openxmlformats.org/drawingml/2006/main">
+              <a:graphicData uri="http://schemas.openxmlformats.org/drawingml/2006/picture">
+                <pic:pic xmlns:pic="http://schemas.openxmlformats.org/drawingml/2006/picture">
+                  <pic:nvPicPr>
+                    <pic:cNvPr id="0" name="" descr=""/>
+                    <pic:cNvPicPr>
+                      <a:picLocks noChangeAspect="1" noChangeArrowheads="1"/>
+                    </pic:cNvPicPr>
+                  </pic:nvPicPr>
+                  <pic:blipFill>
+                    <a:blip r:embed="rId12" cstate="none"/>
+                    <a:srcRect/>
+                    <a:stretch>
+                      <a:fillRect/>
+                    </a:stretch>
+                  </pic:blipFill>
+                  <pic:spPr bwMode="auto">
+                    <a:xfrm>
+                      <a:off x="0" y="0"/>
+                      <a:ext cx="5753100" cy="2914650"/>
+                    </a:xfrm>
+                    <a:prstGeom prst="rect">
+                      <a:avLst/>
+                    </a:prstGeom>
+                  </pic:spPr>
+                </pic:pic>
+              </a:graphicData>
+            </a:graphic>
+          </wp:inline>
+        </w:drawing>
+      </w:r>
+    </w:p>
+    <w:p>
+      <w:pPr>
+        <w:spacing w:after="200"/>
+      </w:pPr>
+      <w:r>
+        <w:rPr>
+          <w:i/>
+          <w:iCs/>
+          <w:color w:val="777777"/>
+          <w:sz w:val="16"/>
+          <w:szCs w:val="16"/>
+        </w:rPr>
+        <w:t xml:space="preserve">Figure for T-004.</w:t>
+      </w:r>
+    </w:p>
+    <w:p>
+      <w:pPr>
         <w:spacing w:after="60" w:before="260"/>
       </w:pPr>
       <w:r>
@@ -1249,6 +2447,66 @@
     </w:p>
     <w:p>
       <w:pPr>
+        <w:spacing w:after="40" w:before="140"/>
+      </w:pPr>
+      <w:r>
+        <w:drawing>
+          <wp:inline distT="0" distB="0" distL="0" distR="0">
+            <wp:extent cx="5753100" cy="2686050"/>
+            <wp:effectExtent t="0" r="0" b="0" l="0"/>
+            <wp:docPr id="1" name="" descr="" title=""/>
+            <wp:cNvGraphicFramePr>
+              <a:graphicFrameLocks xmlns:a="http://schemas.openxmlformats.org/drawingml/2006/main" noChangeAspect="1"/>
+            </wp:cNvGraphicFramePr>
+            <a:graphic xmlns:a="http://schemas.openxmlformats.org/drawingml/2006/main">
+              <a:graphicData uri="http://schemas.openxmlformats.org/drawingml/2006/picture">
+                <pic:pic xmlns:pic="http://schemas.openxmlformats.org/drawingml/2006/picture">
+                  <pic:nvPicPr>
+                    <pic:cNvPr id="0" name="" descr=""/>
+                    <pic:cNvPicPr>
+                      <a:picLocks noChangeAspect="1" noChangeArrowheads="1"/>
+                    </pic:cNvPicPr>
+                  </pic:nvPicPr>
+                  <pic:blipFill>
+                    <a:blip r:embed="rId13" cstate="none"/>
+                    <a:srcRect/>
+                    <a:stretch>
+                      <a:fillRect/>
+                    </a:stretch>
+                  </pic:blipFill>
+                  <pic:spPr bwMode="auto">
+                    <a:xfrm>
+                      <a:off x="0" y="0"/>
+                      <a:ext cx="5753100" cy="2686050"/>
+                    </a:xfrm>
+                    <a:prstGeom prst="rect">
+                      <a:avLst/>
+                    </a:prstGeom>
+                  </pic:spPr>
+                </pic:pic>
+              </a:graphicData>
+            </a:graphic>
+          </wp:inline>
+        </w:drawing>
+      </w:r>
+    </w:p>
+    <w:p>
+      <w:pPr>
+        <w:spacing w:after="200"/>
+      </w:pPr>
+      <w:r>
+        <w:rPr>
+          <w:i/>
+          <w:iCs/>
+          <w:color w:val="777777"/>
+          <w:sz w:val="16"/>
+          <w:szCs w:val="16"/>
+        </w:rPr>
+        <w:t xml:space="preserve">Figure for T-006.</w:t>
+      </w:r>
+    </w:p>
+    <w:p>
+      <w:pPr>
         <w:spacing w:after="60" w:before="260"/>
       </w:pPr>
       <w:r>
@@ -1413,6 +2671,66 @@
     </w:p>
     <w:p>
       <w:pPr>
+        <w:spacing w:after="40" w:before="140"/>
+      </w:pPr>
+      <w:r>
+        <w:drawing>
+          <wp:inline distT="0" distB="0" distL="0" distR="0">
+            <wp:extent cx="5753100" cy="2752725"/>
+            <wp:effectExtent t="0" r="0" b="0" l="0"/>
+            <wp:docPr id="1" name="" descr="" title=""/>
+            <wp:cNvGraphicFramePr>
+              <a:graphicFrameLocks xmlns:a="http://schemas.openxmlformats.org/drawingml/2006/main" noChangeAspect="1"/>
+            </wp:cNvGraphicFramePr>
+            <a:graphic xmlns:a="http://schemas.openxmlformats.org/drawingml/2006/main">
+              <a:graphicData uri="http://schemas.openxmlformats.org/drawingml/2006/picture">
+                <pic:pic xmlns:pic="http://schemas.openxmlformats.org/drawingml/2006/picture">
+                  <pic:nvPicPr>
+                    <pic:cNvPr id="0" name="" descr=""/>
+                    <pic:cNvPicPr>
+                      <a:picLocks noChangeAspect="1" noChangeArrowheads="1"/>
+                    </pic:cNvPicPr>
+                  </pic:nvPicPr>
+                  <pic:blipFill>
+                    <a:blip r:embed="rId14" cstate="none"/>
+                    <a:srcRect/>
+                    <a:stretch>
+                      <a:fillRect/>
+                    </a:stretch>
+                  </pic:blipFill>
+                  <pic:spPr bwMode="auto">
+                    <a:xfrm>
+                      <a:off x="0" y="0"/>
+                      <a:ext cx="5753100" cy="2752725"/>
+                    </a:xfrm>
+                    <a:prstGeom prst="rect">
+                      <a:avLst/>
+                    </a:prstGeom>
+                  </pic:spPr>
+                </pic:pic>
+              </a:graphicData>
+            </a:graphic>
+          </wp:inline>
+        </w:drawing>
+      </w:r>
+    </w:p>
+    <w:p>
+      <w:pPr>
+        <w:spacing w:after="200"/>
+      </w:pPr>
+      <w:r>
+        <w:rPr>
+          <w:i/>
+          <w:iCs/>
+          <w:color w:val="777777"/>
+          <w:sz w:val="16"/>
+          <w:szCs w:val="16"/>
+        </w:rPr>
+        <w:t xml:space="preserve">Figure for T-012.</w:t>
+      </w:r>
+    </w:p>
+    <w:p>
+      <w:pPr>
         <w:spacing w:after="60" w:before="260"/>
       </w:pPr>
       <w:r>
@@ -1495,28 +2813,62 @@
     </w:p>
     <w:p>
       <w:pPr>
-        <w:pStyle w:val="Heading1"/>
-        <w:spacing w:after="160" w:before="320"/>
-      </w:pPr>
-      <w:r>
-        <w:t xml:space="preserve">Lessons that bind on a CLASS of ticker</w:t>
-      </w:r>
-    </w:p>
-    <w:p>
-      <w:pPr>
-        <w:spacing w:after="120"/>
-      </w:pPr>
-      <w:r>
-        <w:t xml:space="preserve">Two candidate classes were tested: the market a ticker trades on, and its industry sector. They did not fare equally.</w:t>
-      </w:r>
-    </w:p>
-    <w:p>
-      <w:pPr>
-        <w:pStyle w:val="Heading2"/>
-        <w:spacing w:after="120" w:before="240"/>
-      </w:pPr>
-      <w:r>
-        <w:t xml:space="preserve">Market / exchange</w:t>
+        <w:spacing w:after="40" w:before="140"/>
+      </w:pPr>
+      <w:r>
+        <w:drawing>
+          <wp:inline distT="0" distB="0" distL="0" distR="0">
+            <wp:extent cx="5753100" cy="2743200"/>
+            <wp:effectExtent t="0" r="0" b="0" l="0"/>
+            <wp:docPr id="1" name="" descr="" title=""/>
+            <wp:cNvGraphicFramePr>
+              <a:graphicFrameLocks xmlns:a="http://schemas.openxmlformats.org/drawingml/2006/main" noChangeAspect="1"/>
+            </wp:cNvGraphicFramePr>
+            <a:graphic xmlns:a="http://schemas.openxmlformats.org/drawingml/2006/main">
+              <a:graphicData uri="http://schemas.openxmlformats.org/drawingml/2006/picture">
+                <pic:pic xmlns:pic="http://schemas.openxmlformats.org/drawingml/2006/picture">
+                  <pic:nvPicPr>
+                    <pic:cNvPr id="0" name="" descr=""/>
+                    <pic:cNvPicPr>
+                      <a:picLocks noChangeAspect="1" noChangeArrowheads="1"/>
+                    </pic:cNvPicPr>
+                  </pic:nvPicPr>
+                  <pic:blipFill>
+                    <a:blip r:embed="rId15" cstate="none"/>
+                    <a:srcRect/>
+                    <a:stretch>
+                      <a:fillRect/>
+                    </a:stretch>
+                  </pic:blipFill>
+                  <pic:spPr bwMode="auto">
+                    <a:xfrm>
+                      <a:off x="0" y="0"/>
+                      <a:ext cx="5753100" cy="2743200"/>
+                    </a:xfrm>
+                    <a:prstGeom prst="rect">
+                      <a:avLst/>
+                    </a:prstGeom>
+                  </pic:spPr>
+                </pic:pic>
+              </a:graphicData>
+            </a:graphic>
+          </wp:inline>
+        </w:drawing>
+      </w:r>
+    </w:p>
+    <w:p>
+      <w:pPr>
+        <w:spacing w:after="200"/>
+      </w:pPr>
+      <w:r>
+        <w:rPr>
+          <w:i/>
+          <w:iCs/>
+          <w:color w:val="777777"/>
+          <w:sz w:val="16"/>
+          <w:szCs w:val="16"/>
+        </w:rPr>
+        <w:t xml:space="preserve">Figure for T-013.</w:t>
       </w:r>
     </w:p>
     <w:p>
@@ -1530,7 +2882,7 @@
           <w:sz w:val="24"/>
           <w:szCs w:val="24"/>
         </w:rPr>
-        <w:t xml:space="preserve">T-007  How much a level is worth depends on the market it is drawn in.</w:t>
+        <w:t xml:space="preserve">T-014  A moving average is as good a line as charted structure — for about a week.</w:t>
       </w:r>
     </w:p>
     <w:p>
@@ -1544,6 +2896,1032 @@
           <w:sz w:val="16"/>
           <w:szCs w:val="16"/>
         </w:rPr>
+        <w:t xml:space="preserve">EVERY TICKER   applies to every ticker   ·   learned from a technical walk-forward test, 93-ticker replay, 31-Aug-2026   ·   STATUS: PROVISIONAL</w:t>
+      </w:r>
+    </w:p>
+    <w:p>
+      <w:pPr>
+        <w:spacing w:after="120"/>
+      </w:pPr>
+      <w:r>
+        <w:rPr>
+          <w:sz w:val="21"/>
+          <w:szCs w:val="21"/>
+        </w:rPr>
+        <w:t xml:space="preserve">The read draws its support and resistance from swing highs and lows, and admits a moving average, a 52-week extreme or a round number only when real structure does not fill the slot — they are scored as second class. Over one week that ranking is wrong: the 20-day average holds better than anything else on the board. Over a month it is right, and for an obvious reason nobody had checked — a moving average MOVES, so as a fixed line it goes stale in days.</w:t>
+      </w:r>
+    </w:p>
+    <w:p>
+      <w:pPr>
+        <w:spacing w:after="120"/>
+      </w:pPr>
+      <w:r>
+        <w:rPr>
+          <w:b/>
+          <w:bCs/>
+          <w:sz w:val="21"/>
+          <w:szCs w:val="21"/>
+        </w:rPr>
+        <w:t xml:space="preserve">How we know.  </w:t>
+      </w:r>
+      <w:r>
+        <w:rPr>
+          <w:sz w:val="21"/>
+          <w:szCs w:val="21"/>
+        </w:rPr>
+        <w:t xml:space="preserve">At one week the 20-day average is broken through +11.2pp less often than a matched non-level, against +10.7pp for a swing high or low, +7.8pp for a round number and +5.1pp for the 52-week high (n = 174 / 2,617 / 952 / 136). At one month the same average is worth -0.9pp — nothing at all — while swing structure still holds +5.2pp.</w:t>
+      </w:r>
+    </w:p>
+    <w:p>
+      <w:pPr>
+        <w:spacing w:after="120"/>
+      </w:pPr>
+      <w:r>
+        <w:rPr>
+          <w:b/>
+          <w:bCs/>
+          <w:sz w:val="21"/>
+          <w:szCs w:val="21"/>
+        </w:rPr>
+        <w:t xml:space="preserve">What would overturn it.  </w:t>
+      </w:r>
+      <w:r>
+        <w:rPr>
+          <w:sz w:val="21"/>
+          <w:szCs w:val="21"/>
+        </w:rPr>
+        <w:t xml:space="preserve">The moving-average counts are small (174 tests at one week) because the read admits an average only when structure does not fill the slot. A larger sample moving the estimate toward the swing figure would fold this lesson into T-003.</w:t>
+      </w:r>
+    </w:p>
+    <w:p>
+      <w:pPr>
+        <w:spacing w:after="40" w:before="140"/>
+      </w:pPr>
+      <w:r>
+        <w:drawing>
+          <wp:inline distT="0" distB="0" distL="0" distR="0">
+            <wp:extent cx="5753100" cy="2809875"/>
+            <wp:effectExtent t="0" r="0" b="0" l="0"/>
+            <wp:docPr id="1" name="" descr="" title=""/>
+            <wp:cNvGraphicFramePr>
+              <a:graphicFrameLocks xmlns:a="http://schemas.openxmlformats.org/drawingml/2006/main" noChangeAspect="1"/>
+            </wp:cNvGraphicFramePr>
+            <a:graphic xmlns:a="http://schemas.openxmlformats.org/drawingml/2006/main">
+              <a:graphicData uri="http://schemas.openxmlformats.org/drawingml/2006/picture">
+                <pic:pic xmlns:pic="http://schemas.openxmlformats.org/drawingml/2006/picture">
+                  <pic:nvPicPr>
+                    <pic:cNvPr id="0" name="" descr=""/>
+                    <pic:cNvPicPr>
+                      <a:picLocks noChangeAspect="1" noChangeArrowheads="1"/>
+                    </pic:cNvPicPr>
+                  </pic:nvPicPr>
+                  <pic:blipFill>
+                    <a:blip r:embed="rId16" cstate="none"/>
+                    <a:srcRect/>
+                    <a:stretch>
+                      <a:fillRect/>
+                    </a:stretch>
+                  </pic:blipFill>
+                  <pic:spPr bwMode="auto">
+                    <a:xfrm>
+                      <a:off x="0" y="0"/>
+                      <a:ext cx="5753100" cy="2809875"/>
+                    </a:xfrm>
+                    <a:prstGeom prst="rect">
+                      <a:avLst/>
+                    </a:prstGeom>
+                  </pic:spPr>
+                </pic:pic>
+              </a:graphicData>
+            </a:graphic>
+          </wp:inline>
+        </w:drawing>
+      </w:r>
+    </w:p>
+    <w:p>
+      <w:pPr>
+        <w:spacing w:after="200"/>
+      </w:pPr>
+      <w:r>
+        <w:rPr>
+          <w:i/>
+          <w:iCs/>
+          <w:color w:val="777777"/>
+          <w:sz w:val="16"/>
+          <w:szCs w:val="16"/>
+        </w:rPr>
+        <w:t xml:space="preserve">Figure for T-014.</w:t>
+      </w:r>
+    </w:p>
+    <w:p>
+      <w:pPr>
+        <w:spacing w:after="60" w:before="260"/>
+      </w:pPr>
+      <w:r>
+        <w:rPr>
+          <w:b/>
+          <w:bCs/>
+          <w:sz w:val="24"/>
+          <w:szCs w:val="24"/>
+        </w:rPr>
+        <w:t xml:space="preserve">T-015  How many times a level was tested tells you nothing about whether it holds.</w:t>
+      </w:r>
+    </w:p>
+    <w:p>
+      <w:pPr>
+        <w:spacing w:after="120"/>
+      </w:pPr>
+      <w:r>
+        <w:rPr>
+          <w:caps w:val="false"/>
+          <w:color w:val="777777"/>
+          <w:sz w:val="16"/>
+          <w:szCs w:val="16"/>
+        </w:rPr>
+        <w:t xml:space="preserve">EVERY TICKER   applies to every ticker   ·   learned from a technical walk-forward test, 93-ticker replay, 31-Aug-2026   ·   STATUS: PROVISIONAL</w:t>
+      </w:r>
+    </w:p>
+    <w:p>
+      <w:pPr>
+        <w:spacing w:after="120"/>
+      </w:pPr>
+      <w:r>
+        <w:rPr>
+          <w:sz w:val="21"/>
+          <w:szCs w:val="21"/>
+        </w:rPr>
+        <w:t xml:space="preserve">It is an article of faith in chart reading that a level tested five times is stronger than one tested once, and the read believes it too — it weights each level by its touch count when deciding what to publish. Across the whole book the edge is flat. A level tested once and a level tested five times hold equally well.</w:t>
+      </w:r>
+    </w:p>
+    <w:p>
+      <w:pPr>
+        <w:spacing w:after="120"/>
+      </w:pPr>
+      <w:r>
+        <w:rPr>
+          <w:b/>
+          <w:bCs/>
+          <w:sz w:val="21"/>
+          <w:szCs w:val="21"/>
+        </w:rPr>
+        <w:t xml:space="preserve">How we know.  </w:t>
+      </w:r>
+      <w:r>
+        <w:rPr>
+          <w:sz w:val="21"/>
+          <w:szCs w:val="21"/>
+        </w:rPr>
+        <w:t xml:space="preserve">At one month, by number of prior tests: none +4.5pp, once +5.3pp, twice +4.4pp, three or four +7.0pp, five or more +4.7pp — on 13,513 tests in total. There is no order in it.</w:t>
+      </w:r>
+    </w:p>
+    <w:p>
+      <w:pPr>
+        <w:spacing w:after="120"/>
+      </w:pPr>
+      <w:r>
+        <w:rPr>
+          <w:b/>
+          <w:bCs/>
+          <w:sz w:val="21"/>
+          <w:szCs w:val="21"/>
+        </w:rPr>
+        <w:t xml:space="preserve">What would overturn it.  </w:t>
+      </w:r>
+      <w:r>
+        <w:rPr>
+          <w:sz w:val="21"/>
+          <w:szCs w:val="21"/>
+        </w:rPr>
+        <w:t xml:space="preserve">A touch count measured differently — tests clustered in time, or tests that produced a large rejection rather than any touch at all. What is ruled out is the plain count the read uses.</w:t>
+      </w:r>
+    </w:p>
+    <w:p>
+      <w:pPr>
+        <w:spacing w:after="40" w:before="140"/>
+      </w:pPr>
+      <w:r>
+        <w:drawing>
+          <wp:inline distT="0" distB="0" distL="0" distR="0">
+            <wp:extent cx="5753100" cy="2590800"/>
+            <wp:effectExtent t="0" r="0" b="0" l="0"/>
+            <wp:docPr id="1" name="" descr="" title=""/>
+            <wp:cNvGraphicFramePr>
+              <a:graphicFrameLocks xmlns:a="http://schemas.openxmlformats.org/drawingml/2006/main" noChangeAspect="1"/>
+            </wp:cNvGraphicFramePr>
+            <a:graphic xmlns:a="http://schemas.openxmlformats.org/drawingml/2006/main">
+              <a:graphicData uri="http://schemas.openxmlformats.org/drawingml/2006/picture">
+                <pic:pic xmlns:pic="http://schemas.openxmlformats.org/drawingml/2006/picture">
+                  <pic:nvPicPr>
+                    <pic:cNvPr id="0" name="" descr=""/>
+                    <pic:cNvPicPr>
+                      <a:picLocks noChangeAspect="1" noChangeArrowheads="1"/>
+                    </pic:cNvPicPr>
+                  </pic:nvPicPr>
+                  <pic:blipFill>
+                    <a:blip r:embed="rId17" cstate="none"/>
+                    <a:srcRect/>
+                    <a:stretch>
+                      <a:fillRect/>
+                    </a:stretch>
+                  </pic:blipFill>
+                  <pic:spPr bwMode="auto">
+                    <a:xfrm>
+                      <a:off x="0" y="0"/>
+                      <a:ext cx="5753100" cy="2590800"/>
+                    </a:xfrm>
+                    <a:prstGeom prst="rect">
+                      <a:avLst/>
+                    </a:prstGeom>
+                  </pic:spPr>
+                </pic:pic>
+              </a:graphicData>
+            </a:graphic>
+          </wp:inline>
+        </w:drawing>
+      </w:r>
+    </w:p>
+    <w:p>
+      <w:pPr>
+        <w:spacing w:after="200"/>
+      </w:pPr>
+      <w:r>
+        <w:rPr>
+          <w:i/>
+          <w:iCs/>
+          <w:color w:val="777777"/>
+          <w:sz w:val="16"/>
+          <w:szCs w:val="16"/>
+        </w:rPr>
+        <w:t xml:space="preserve">Figure for T-015.</w:t>
+      </w:r>
+    </w:p>
+    <w:p>
+      <w:pPr>
+        <w:spacing w:after="60" w:before="260"/>
+      </w:pPr>
+      <w:r>
+        <w:rPr>
+          <w:b/>
+          <w:bCs/>
+          <w:sz w:val="24"/>
+          <w:szCs w:val="24"/>
+        </w:rPr>
+        <w:t xml:space="preserve">T-016  Round numbers work. Not as well as structure, but they are not superstition.</w:t>
+      </w:r>
+    </w:p>
+    <w:p>
+      <w:pPr>
+        <w:spacing w:after="120"/>
+      </w:pPr>
+      <w:r>
+        <w:rPr>
+          <w:caps w:val="false"/>
+          <w:color w:val="777777"/>
+          <w:sz w:val="16"/>
+          <w:szCs w:val="16"/>
+        </w:rPr>
+        <w:t xml:space="preserve">EVERY TICKER   applies to every ticker   ·   learned from a technical walk-forward test, 93-ticker replay, 31-Aug-2026   ·   STATUS: PROVISIONAL</w:t>
+      </w:r>
+    </w:p>
+    <w:p>
+      <w:pPr>
+        <w:spacing w:after="120"/>
+      </w:pPr>
+      <w:r>
+        <w:rPr>
+          <w:sz w:val="21"/>
+          <w:szCs w:val="21"/>
+        </w:rPr>
+        <w:t xml:space="preserve">The read treats a round number as a filler — a line to publish when the chart has nothing better to offer, scored below everything else. It earns more than that. Round numbers hold about three quarters as well as real charted structure, consistently, at every horizon.</w:t>
+      </w:r>
+    </w:p>
+    <w:p>
+      <w:pPr>
+        <w:spacing w:after="120"/>
+      </w:pPr>
+      <w:r>
+        <w:rPr>
+          <w:b/>
+          <w:bCs/>
+          <w:sz w:val="21"/>
+          <w:szCs w:val="21"/>
+        </w:rPr>
+        <w:t xml:space="preserve">How we know.  </w:t>
+      </w:r>
+      <w:r>
+        <w:rPr>
+          <w:sz w:val="21"/>
+          <w:szCs w:val="21"/>
+        </w:rPr>
+        <w:t xml:space="preserve">A round number is broken through +7.8pp less often than a matched non-level at one week and +5.0pp at one month, on 2,772 tests — against +5.2pp for swing structure on the same clock. Both are far clear of chance.</w:t>
+      </w:r>
+    </w:p>
+    <w:p>
+      <w:pPr>
+        <w:spacing w:after="120"/>
+      </w:pPr>
+      <w:r>
+        <w:rPr>
+          <w:b/>
+          <w:bCs/>
+          <w:sz w:val="21"/>
+          <w:szCs w:val="21"/>
+        </w:rPr>
+        <w:t xml:space="preserve">What would overturn it.  </w:t>
+      </w:r>
+      <w:r>
+        <w:rPr>
+          <w:sz w:val="21"/>
+          <w:szCs w:val="21"/>
+        </w:rPr>
+        <w:t xml:space="preserve">A market with no round-number convention in its tick sizes, where the effect should vanish.</w:t>
+      </w:r>
+    </w:p>
+    <w:p>
+      <w:pPr>
+        <w:spacing w:after="60" w:before="260"/>
+      </w:pPr>
+      <w:r>
+        <w:rPr>
+          <w:b/>
+          <w:bCs/>
+          <w:sz w:val="24"/>
+          <w:szCs w:val="24"/>
+        </w:rPr>
+        <w:t xml:space="preserve">T-017  The nearest level is not the strongest one.</w:t>
+      </w:r>
+    </w:p>
+    <w:p>
+      <w:pPr>
+        <w:spacing w:after="120"/>
+      </w:pPr>
+      <w:r>
+        <w:rPr>
+          <w:caps w:val="false"/>
+          <w:color w:val="777777"/>
+          <w:sz w:val="16"/>
+          <w:szCs w:val="16"/>
+        </w:rPr>
+        <w:t xml:space="preserve">EVERY TICKER   applies to every ticker   ·   learned from a technical walk-forward test, 93-ticker replay, 31-Aug-2026   ·   STATUS: PROVISIONAL</w:t>
+      </w:r>
+    </w:p>
+    <w:p>
+      <w:pPr>
+        <w:spacing w:after="120"/>
+      </w:pPr>
+      <w:r>
+        <w:rPr>
+          <w:sz w:val="21"/>
+          <w:szCs w:val="21"/>
+        </w:rPr>
+        <w:t xml:space="preserve">The read publishes three levels a side and orders them by distance, and it is natural to read the first as the most important. It is not the strongest. Over a month the FURTHEST of the three holds best, and the nearest holds worst — nearly twice the difference.</w:t>
+      </w:r>
+    </w:p>
+    <w:p>
+      <w:pPr>
+        <w:spacing w:after="120"/>
+      </w:pPr>
+      <w:r>
+        <w:rPr>
+          <w:b/>
+          <w:bCs/>
+          <w:sz w:val="21"/>
+          <w:szCs w:val="21"/>
+        </w:rPr>
+        <w:t xml:space="preserve">How we know.  </w:t>
+      </w:r>
+      <w:r>
+        <w:rPr>
+          <w:sz w:val="21"/>
+          <w:szCs w:val="21"/>
+        </w:rPr>
+        <w:t xml:space="preserve">At one month the three published rungs hold +3.1pp (nearest), +5.1pp and +5.8pp (furthest), on 2,190, 5,620 and 5,729 tests. At one week the middle rung is strongest (+10.9pp) and the ordering is not monotonic either way.</w:t>
+      </w:r>
+    </w:p>
+    <w:p>
+      <w:pPr>
+        <w:spacing w:after="120"/>
+      </w:pPr>
+      <w:r>
+        <w:rPr>
+          <w:b/>
+          <w:bCs/>
+          <w:sz w:val="21"/>
+          <w:szCs w:val="21"/>
+        </w:rPr>
+        <w:t xml:space="preserve">What would overturn it.  </w:t>
+      </w:r>
+      <w:r>
+        <w:rPr>
+          <w:sz w:val="21"/>
+          <w:szCs w:val="21"/>
+        </w:rPr>
+        <w:t xml:space="preserve">An ordering that reproduces on a different level-drawing method. As it stands this may be about which levels survive the read's own distance filter rather than about rank itself.</w:t>
+      </w:r>
+    </w:p>
+    <w:p>
+      <w:pPr>
+        <w:spacing w:after="60" w:before="260"/>
+      </w:pPr>
+      <w:r>
+        <w:rPr>
+          <w:b/>
+          <w:bCs/>
+          <w:sz w:val="24"/>
+          <w:szCs w:val="24"/>
+        </w:rPr>
+        <w:t xml:space="preserve">T-018  Which way the 200-day is sloping is worth more than where the price sits.</w:t>
+      </w:r>
+    </w:p>
+    <w:p>
+      <w:pPr>
+        <w:spacing w:after="120"/>
+      </w:pPr>
+      <w:r>
+        <w:rPr>
+          <w:caps w:val="false"/>
+          <w:color w:val="777777"/>
+          <w:sz w:val="16"/>
+          <w:szCs w:val="16"/>
+        </w:rPr>
+        <w:t xml:space="preserve">EVERY TICKER   applies to every ticker   ·   learned from a technical walk-forward test, 93-ticker replay, 31-Aug-2026   ·   STATUS: PROVISIONAL</w:t>
+      </w:r>
+    </w:p>
+    <w:p>
+      <w:pPr>
+        <w:spacing w:after="120"/>
+      </w:pPr>
+      <w:r>
+        <w:rPr>
+          <w:sz w:val="21"/>
+          <w:szCs w:val="21"/>
+        </w:rPr>
+        <w:t xml:space="preserve">Every page states whether the 200-day average is rising, flat or falling, and nothing has ever been made of it. It is a cleaner directional signal than the moving-average stack the read leads with, and it moves in the order you would hope: rising is best, falling is worst, flat sits between them.</w:t>
+      </w:r>
+    </w:p>
+    <w:p>
+      <w:pPr>
+        <w:spacing w:after="120"/>
+      </w:pPr>
+      <w:r>
+        <w:rPr>
+          <w:b/>
+          <w:bCs/>
+          <w:sz w:val="21"/>
+          <w:szCs w:val="21"/>
+        </w:rPr>
+        <w:t xml:space="preserve">How we know.  </w:t>
+      </w:r>
+      <w:r>
+        <w:rPr>
+          <w:sz w:val="21"/>
+          <w:szCs w:val="21"/>
+        </w:rPr>
+        <w:t xml:space="preserve">Against a base rate of 52.4%, a rising 200-day is followed by a higher close one month later +2.1pp more often, a flat one -0.4pp and a falling one -3.2pp — a spread of 5.3 points across 45,331 readings, against +2.4pp for the stack claim the read leads with.</w:t>
+      </w:r>
+    </w:p>
+    <w:p>
+      <w:pPr>
+        <w:spacing w:after="120"/>
+      </w:pPr>
+      <w:r>
+        <w:rPr>
+          <w:b/>
+          <w:bCs/>
+          <w:sz w:val="21"/>
+          <w:szCs w:val="21"/>
+        </w:rPr>
+        <w:t xml:space="preserve">What would overturn it.  </w:t>
+      </w:r>
+      <w:r>
+        <w:rPr>
+          <w:sz w:val="21"/>
+          <w:szCs w:val="21"/>
+        </w:rPr>
+        <w:t xml:space="preserve">A slope definition other than the ten-session change the read uses, failing to reproduce it.</w:t>
+      </w:r>
+    </w:p>
+    <w:p>
+      <w:pPr>
+        <w:spacing w:after="60" w:before="260"/>
+      </w:pPr>
+      <w:r>
+        <w:rPr>
+          <w:b/>
+          <w:bCs/>
+          <w:sz w:val="24"/>
+          <w:szCs w:val="24"/>
+        </w:rPr>
+        <w:t xml:space="preserve">T-019  Stocks near their 52-week high keep doing better. The read states the distance and stops.</w:t>
+      </w:r>
+    </w:p>
+    <w:p>
+      <w:pPr>
+        <w:spacing w:after="120"/>
+      </w:pPr>
+      <w:r>
+        <w:rPr>
+          <w:caps w:val="false"/>
+          <w:color w:val="777777"/>
+          <w:sz w:val="16"/>
+          <w:szCs w:val="16"/>
+        </w:rPr>
+        <w:t xml:space="preserve">EVERY TICKER   applies to every ticker   ·   learned from a technical walk-forward test, 93-ticker replay, 31-Aug-2026   ·   STATUS: PROVISIONAL</w:t>
+      </w:r>
+    </w:p>
+    <w:p>
+      <w:pPr>
+        <w:spacing w:after="120"/>
+      </w:pPr>
+      <w:r>
+        <w:rPr>
+          <w:sz w:val="21"/>
+          <w:szCs w:val="21"/>
+        </w:rPr>
+        <w:t xml:space="preserve">Every page prints how far the last close sits below the 52-week high. That distance predicts what comes next, in the direction a momentum investor would expect and a bargain hunter would not: the closer to the high, the better the odds.</w:t>
+      </w:r>
+    </w:p>
+    <w:p>
+      <w:pPr>
+        <w:spacing w:after="120"/>
+      </w:pPr>
+      <w:r>
+        <w:rPr>
+          <w:b/>
+          <w:bCs/>
+          <w:sz w:val="21"/>
+          <w:szCs w:val="21"/>
+        </w:rPr>
+        <w:t xml:space="preserve">How we know.  </w:t>
+      </w:r>
+      <w:r>
+        <w:rPr>
+          <w:sz w:val="21"/>
+          <w:szCs w:val="21"/>
+        </w:rPr>
+        <w:t xml:space="preserve">Sorted into eight equal groups by distance below the high, the closest group is followed by a higher close one month later +3.0pp more often than the base rate, and the group sitting about 31% below the high -3.8pp — on about 5,667 readings per group. The pattern is broadly monotonic across the middle.</w:t>
+      </w:r>
+    </w:p>
+    <w:p>
+      <w:pPr>
+        <w:spacing w:after="120"/>
+      </w:pPr>
+      <w:r>
+        <w:rPr>
+          <w:b/>
+          <w:bCs/>
+          <w:sz w:val="21"/>
+          <w:szCs w:val="21"/>
+        </w:rPr>
+        <w:t xml:space="preserve">What would overturn it.  </w:t>
+      </w:r>
+      <w:r>
+        <w:rPr>
+          <w:sz w:val="21"/>
+          <w:szCs w:val="21"/>
+        </w:rPr>
+        <w:t xml:space="preserve">The deepest group breaks the pattern, which is what a genuine washed-out rebound would look like. A larger sample confirming that turn would make this a U-shape rather than a slope.</w:t>
+      </w:r>
+    </w:p>
+    <w:p>
+      <w:pPr>
+        <w:spacing w:after="40" w:before="140"/>
+      </w:pPr>
+      <w:r>
+        <w:drawing>
+          <wp:inline distT="0" distB="0" distL="0" distR="0">
+            <wp:extent cx="5753100" cy="2247900"/>
+            <wp:effectExtent t="0" r="0" b="0" l="0"/>
+            <wp:docPr id="1" name="" descr="" title=""/>
+            <wp:cNvGraphicFramePr>
+              <a:graphicFrameLocks xmlns:a="http://schemas.openxmlformats.org/drawingml/2006/main" noChangeAspect="1"/>
+            </wp:cNvGraphicFramePr>
+            <a:graphic xmlns:a="http://schemas.openxmlformats.org/drawingml/2006/main">
+              <a:graphicData uri="http://schemas.openxmlformats.org/drawingml/2006/picture">
+                <pic:pic xmlns:pic="http://schemas.openxmlformats.org/drawingml/2006/picture">
+                  <pic:nvPicPr>
+                    <pic:cNvPr id="0" name="" descr=""/>
+                    <pic:cNvPicPr>
+                      <a:picLocks noChangeAspect="1" noChangeArrowheads="1"/>
+                    </pic:cNvPicPr>
+                  </pic:nvPicPr>
+                  <pic:blipFill>
+                    <a:blip r:embed="rId18" cstate="none"/>
+                    <a:srcRect/>
+                    <a:stretch>
+                      <a:fillRect/>
+                    </a:stretch>
+                  </pic:blipFill>
+                  <pic:spPr bwMode="auto">
+                    <a:xfrm>
+                      <a:off x="0" y="0"/>
+                      <a:ext cx="5753100" cy="2247900"/>
+                    </a:xfrm>
+                    <a:prstGeom prst="rect">
+                      <a:avLst/>
+                    </a:prstGeom>
+                  </pic:spPr>
+                </pic:pic>
+              </a:graphicData>
+            </a:graphic>
+          </wp:inline>
+        </w:drawing>
+      </w:r>
+    </w:p>
+    <w:p>
+      <w:pPr>
+        <w:spacing w:after="200"/>
+      </w:pPr>
+      <w:r>
+        <w:rPr>
+          <w:i/>
+          <w:iCs/>
+          <w:color w:val="777777"/>
+          <w:sz w:val="16"/>
+          <w:szCs w:val="16"/>
+        </w:rPr>
+        <w:t xml:space="preserve">Figure for T-019.</w:t>
+      </w:r>
+    </w:p>
+    <w:p>
+      <w:pPr>
+        <w:spacing w:after="60" w:before="260"/>
+      </w:pPr>
+      <w:r>
+        <w:rPr>
+          <w:b/>
+          <w:bCs/>
+          <w:sz w:val="24"/>
+          <w:szCs w:val="24"/>
+        </w:rPr>
+        <w:t xml:space="preserve">T-020  RSI is flat across nine tenths of its range.</w:t>
+      </w:r>
+    </w:p>
+    <w:p>
+      <w:pPr>
+        <w:spacing w:after="120"/>
+      </w:pPr>
+      <w:r>
+        <w:rPr>
+          <w:caps w:val="false"/>
+          <w:color w:val="777777"/>
+          <w:sz w:val="16"/>
+          <w:szCs w:val="16"/>
+        </w:rPr>
+        <w:t xml:space="preserve">EVERY TICKER   applies to every ticker   ·   learned from a technical walk-forward test, 93-ticker replay, 31-Aug-2026   ·   STATUS: PROVISIONAL</w:t>
+      </w:r>
+    </w:p>
+    <w:p>
+      <w:pPr>
+        <w:spacing w:after="120"/>
+      </w:pPr>
+      <w:r>
+        <w:rPr>
+          <w:sz w:val="21"/>
+          <w:szCs w:val="21"/>
+        </w:rPr>
+        <w:t xml:space="preserve">The read has five words for RSI. Measured decile by decile, the first nine are indistinguishable from one another and from the base rate. Everything RSI knows sits in its top tenth. That is why the word for the top mattered so much (T-006) and why the words for the middle carry nothing.</w:t>
+      </w:r>
+    </w:p>
+    <w:p>
+      <w:pPr>
+        <w:spacing w:after="120"/>
+      </w:pPr>
+      <w:r>
+        <w:rPr>
+          <w:b/>
+          <w:bCs/>
+          <w:sz w:val="21"/>
+          <w:szCs w:val="21"/>
+        </w:rPr>
+        <w:t xml:space="preserve">How we know.  </w:t>
+      </w:r>
+      <w:r>
+        <w:rPr>
+          <w:sz w:val="21"/>
+          <w:szCs w:val="21"/>
+        </w:rPr>
+        <w:t xml:space="preserve">Across ten equal groups at one week, the lifts run between -1.5 and +0.8 points, each on about 4,534 readings and each inside its own error bar. The top group — RSI above 69 — is +2.6pp, and +2.0pp at one month.</w:t>
+      </w:r>
+    </w:p>
+    <w:p>
+      <w:pPr>
+        <w:spacing w:after="120"/>
+      </w:pPr>
+      <w:r>
+        <w:rPr>
+          <w:b/>
+          <w:bCs/>
+          <w:sz w:val="21"/>
+          <w:szCs w:val="21"/>
+        </w:rPr>
+        <w:t xml:space="preserve">What would overturn it.  </w:t>
+      </w:r>
+      <w:r>
+        <w:rPr>
+          <w:sz w:val="21"/>
+          <w:szCs w:val="21"/>
+        </w:rPr>
+        <w:t xml:space="preserve">An RSI period other than 14, or a reading taken relative to the stock's own history rather than the fixed 0-100 scale.</w:t>
+      </w:r>
+    </w:p>
+    <w:p>
+      <w:pPr>
+        <w:spacing w:after="60" w:before="260"/>
+      </w:pPr>
+      <w:r>
+        <w:rPr>
+          <w:b/>
+          <w:bCs/>
+          <w:sz w:val="24"/>
+          <w:szCs w:val="24"/>
+        </w:rPr>
+        <w:t xml:space="preserve">T-021  The trend claim has faded. It worked before 2020 and has not since.</w:t>
+      </w:r>
+    </w:p>
+    <w:p>
+      <w:pPr>
+        <w:spacing w:after="120"/>
+      </w:pPr>
+      <w:r>
+        <w:rPr>
+          <w:caps w:val="false"/>
+          <w:color w:val="777777"/>
+          <w:sz w:val="16"/>
+          <w:szCs w:val="16"/>
+        </w:rPr>
+        <w:t xml:space="preserve">EVERY TICKER   applies to every ticker   ·   learned from a technical walk-forward test, 93-ticker replay, 31-Aug-2026   ·   STATUS: WATCH</w:t>
+      </w:r>
+    </w:p>
+    <w:p>
+      <w:pPr>
+        <w:spacing w:after="120"/>
+      </w:pPr>
+      <w:r>
+        <w:rPr>
+          <w:sz w:val="21"/>
+          <w:szCs w:val="21"/>
+        </w:rPr>
+        <w:t xml:space="preserve">Splitting the fifteen years in half is the cheapest honesty check there is, and the trend claim fails it. Trading above the whole moving-average stack was worth something in the first half and nothing in the second — it does not merely weaken, it changes sign. The pooled figure this register publishes for it is therefore an average of a real effect and its absence.</w:t>
+      </w:r>
+    </w:p>
+    <w:p>
+      <w:pPr>
+        <w:spacing w:after="120"/>
+      </w:pPr>
+      <w:r>
+        <w:rPr>
+          <w:b/>
+          <w:bCs/>
+          <w:sz w:val="21"/>
+          <w:szCs w:val="21"/>
+        </w:rPr>
+        <w:t xml:space="preserve">How we know.  </w:t>
+      </w:r>
+      <w:r>
+        <w:rPr>
+          <w:sz w:val="21"/>
+          <w:szCs w:val="21"/>
+        </w:rPr>
+        <w:t xml:space="preserve">At one month, split at 2020-08-14: the above-versus-below gap is +5.1pp in the earlier half and -1.2pp in the later one. At one week it survives with the same sign but decays hard — +4.0pp to +1.6pp.</w:t>
+      </w:r>
+    </w:p>
+    <w:p>
+      <w:pPr>
+        <w:spacing w:after="120"/>
+      </w:pPr>
+      <w:r>
+        <w:rPr>
+          <w:b/>
+          <w:bCs/>
+          <w:sz w:val="21"/>
+          <w:szCs w:val="21"/>
+        </w:rPr>
+        <w:t xml:space="preserve">What would overturn it.  </w:t>
+      </w:r>
+      <w:r>
+        <w:rPr>
+          <w:sz w:val="21"/>
+          <w:szCs w:val="21"/>
+        </w:rPr>
+        <w:t xml:space="preserve">The next few years restoring it. This is flagged as a WATCH rather than a withdrawal because half a sample is a blunt instrument, and the shorter horizon still holds.</w:t>
+      </w:r>
+    </w:p>
+    <w:p>
+      <w:pPr>
+        <w:spacing w:after="60" w:before="260"/>
+      </w:pPr>
+      <w:r>
+        <w:rPr>
+          <w:b/>
+          <w:bCs/>
+          <w:sz w:val="24"/>
+          <w:szCs w:val="24"/>
+        </w:rPr>
+        <w:t xml:space="preserve">T-022  Levels and the tape reading do survive that same test.</w:t>
+      </w:r>
+    </w:p>
+    <w:p>
+      <w:pPr>
+        <w:spacing w:after="120"/>
+      </w:pPr>
+      <w:r>
+        <w:rPr>
+          <w:caps w:val="false"/>
+          <w:color w:val="777777"/>
+          <w:sz w:val="16"/>
+          <w:szCs w:val="16"/>
+        </w:rPr>
+        <w:t xml:space="preserve">EVERY TICKER   applies to every ticker   ·   learned from a technical walk-forward test, 93-ticker replay, 31-Aug-2026   ·   STATUS: PROVISIONAL</w:t>
+      </w:r>
+    </w:p>
+    <w:p>
+      <w:pPr>
+        <w:spacing w:after="120"/>
+      </w:pPr>
+      <w:r>
+        <w:rPr>
+          <w:sz w:val="21"/>
+          <w:szCs w:val="21"/>
+        </w:rPr>
+        <w:t xml:space="preserve">The split-half check that broke the trend claim leaves the other two standing. The level edge is close to unchanged across the two halves, and the tape reading is actually stronger in the recent one. A finding that holds in both halves of fifteen years is a different quality of evidence from one that holds only on average.</w:t>
+      </w:r>
+    </w:p>
+    <w:p>
+      <w:pPr>
+        <w:spacing w:after="120"/>
+      </w:pPr>
+      <w:r>
+        <w:rPr>
+          <w:b/>
+          <w:bCs/>
+          <w:sz w:val="21"/>
+          <w:szCs w:val="21"/>
+        </w:rPr>
+        <w:t xml:space="preserve">How we know.  </w:t>
+      </w:r>
+      <w:r>
+        <w:rPr>
+          <w:sz w:val="21"/>
+          <w:szCs w:val="21"/>
+        </w:rPr>
+        <w:t xml:space="preserve">At one month the level edge is +6.0pp before 2020-08-14 and +4.1pp after; at one week, +9.2pp and +10.3pp. The tape correlation runs +0.596 then +0.659.</w:t>
+      </w:r>
+    </w:p>
+    <w:p>
+      <w:pPr>
+        <w:spacing w:after="120"/>
+      </w:pPr>
+      <w:r>
+        <w:rPr>
+          <w:b/>
+          <w:bCs/>
+          <w:sz w:val="21"/>
+          <w:szCs w:val="21"/>
+        </w:rPr>
+        <w:t xml:space="preserve">What would overturn it.  </w:t>
+      </w:r>
+      <w:r>
+        <w:rPr>
+          <w:sz w:val="21"/>
+          <w:szCs w:val="21"/>
+        </w:rPr>
+        <w:t xml:space="preserve">Either measure dropping toward zero in a future half. The check is cheap and should be re-run at every calibration pass.</w:t>
+      </w:r>
+    </w:p>
+    <w:p>
+      <w:pPr>
+        <w:spacing w:after="60" w:before="260"/>
+      </w:pPr>
+      <w:r>
+        <w:rPr>
+          <w:b/>
+          <w:bCs/>
+          <w:sz w:val="24"/>
+          <w:szCs w:val="24"/>
+        </w:rPr>
+        <w:t xml:space="preserve">T-023  The four tape words are a properly calibrated ladder, not adjectives.</w:t>
+      </w:r>
+    </w:p>
+    <w:p>
+      <w:pPr>
+        <w:spacing w:after="120"/>
+      </w:pPr>
+      <w:r>
+        <w:rPr>
+          <w:caps w:val="false"/>
+          <w:color w:val="777777"/>
+          <w:sz w:val="16"/>
+          <w:szCs w:val="16"/>
+        </w:rPr>
+        <w:t xml:space="preserve">EVERY TICKER   applies to every ticker   ·   learned from a technical walk-forward test, 93-ticker replay, 31-Aug-2026   ·   STATUS: PROVISIONAL</w:t>
+      </w:r>
+    </w:p>
+    <w:p>
+      <w:pPr>
+        <w:spacing w:after="120"/>
+      </w:pPr>
+      <w:r>
+        <w:rPr>
+          <w:sz w:val="21"/>
+          <w:szCs w:val="21"/>
+        </w:rPr>
+        <w:t xml:space="preserve">"An orderly tape", "a normal tape", "a lively tape", "a volatile tape". Each maps to a distinct and correctly ordered amount of movement in the month that follows, and the gaps between them are wide enough that the words are doing real work. This is the one place the read already behaves like a calibrated instrument.</w:t>
+      </w:r>
+    </w:p>
+    <w:p>
+      <w:pPr>
+        <w:spacing w:after="120"/>
+      </w:pPr>
+      <w:r>
+        <w:rPr>
+          <w:b/>
+          <w:bCs/>
+          <w:sz w:val="21"/>
+          <w:szCs w:val="21"/>
+        </w:rPr>
+        <w:t xml:space="preserve">How we know.  </w:t>
+      </w:r>
+      <w:r>
+        <w:rPr>
+          <w:sz w:val="21"/>
+          <w:szCs w:val="21"/>
+        </w:rPr>
+        <w:t xml:space="preserve">an orderly tape → 15% · a normal tape → 24% · a lively tape → 34% · a volatile tape → 47% (median annualised movement over the following month, on 45,331 readings). The middle half of outcomes for "an orderly tape" runs 11–20% against 36–61% for "a volatile tape" — barely overlapping.</w:t>
+      </w:r>
+    </w:p>
+    <w:p>
+      <w:pPr>
+        <w:spacing w:after="120"/>
+      </w:pPr>
+      <w:r>
+        <w:rPr>
+          <w:b/>
+          <w:bCs/>
+          <w:sz w:val="21"/>
+          <w:szCs w:val="21"/>
+        </w:rPr>
+        <w:t xml:space="preserve">What would overturn it.  </w:t>
+      </w:r>
+      <w:r>
+        <w:rPr>
+          <w:sz w:val="21"/>
+          <w:szCs w:val="21"/>
+        </w:rPr>
+        <w:t xml:space="preserve">A market where the ladder inverts or collapses. The cut points are fixed percentages of price and could in principle suit one market and not another; tested per market, all of them keep the order.</w:t>
+      </w:r>
+    </w:p>
+    <w:p>
+      <w:pPr>
+        <w:pStyle w:val="Heading1"/>
+        <w:spacing w:after="160" w:before="320"/>
+      </w:pPr>
+      <w:r>
+        <w:t xml:space="preserve">Lessons that bind on a CLASS of ticker</w:t>
+      </w:r>
+    </w:p>
+    <w:p>
+      <w:pPr>
+        <w:spacing w:after="120"/>
+      </w:pPr>
+      <w:r>
+        <w:t xml:space="preserve">Two candidate classes were tested: the market a ticker trades on, and its industry sector. They did not fare equally.</w:t>
+      </w:r>
+    </w:p>
+    <w:p>
+      <w:pPr>
+        <w:pStyle w:val="Heading2"/>
+        <w:spacing w:after="120" w:before="240"/>
+      </w:pPr>
+      <w:r>
+        <w:t xml:space="preserve">Market / exchange</w:t>
+      </w:r>
+    </w:p>
+    <w:p>
+      <w:pPr>
+        <w:spacing w:after="60" w:before="260"/>
+      </w:pPr>
+      <w:r>
+        <w:rPr>
+          <w:b/>
+          <w:bCs/>
+          <w:sz w:val="24"/>
+          <w:szCs w:val="24"/>
+        </w:rPr>
+        <w:t xml:space="preserve">T-007  How much a level is worth depends on the market it is drawn in.</w:t>
+      </w:r>
+    </w:p>
+    <w:p>
+      <w:pPr>
+        <w:spacing w:after="120"/>
+      </w:pPr>
+      <w:r>
+        <w:rPr>
+          <w:caps w:val="false"/>
+          <w:color w:val="777777"/>
+          <w:sz w:val="16"/>
+          <w:szCs w:val="16"/>
+        </w:rPr>
         <w:t xml:space="preserve">A CLASS OF TICKER   applies to every ticker in that market   ·   learned from a technical walk-forward test, 93-ticker replay, 31-Aug-2026   ·   STATUS: PROVISIONAL</w:t>
       </w:r>
     </w:p>
@@ -1599,6 +3977,66 @@
           <w:szCs w:val="21"/>
         </w:rPr>
         <w:t xml:space="preserve">Only three markets carry four or more names, so this rests on three estimates. A fourth market landing between them would weaken it; one landing outside would strengthen it.</w:t>
+      </w:r>
+    </w:p>
+    <w:p>
+      <w:pPr>
+        <w:spacing w:after="40" w:before="140"/>
+      </w:pPr>
+      <w:r>
+        <w:drawing>
+          <wp:inline distT="0" distB="0" distL="0" distR="0">
+            <wp:extent cx="5753100" cy="2733675"/>
+            <wp:effectExtent t="0" r="0" b="0" l="0"/>
+            <wp:docPr id="1" name="" descr="" title=""/>
+            <wp:cNvGraphicFramePr>
+              <a:graphicFrameLocks xmlns:a="http://schemas.openxmlformats.org/drawingml/2006/main" noChangeAspect="1"/>
+            </wp:cNvGraphicFramePr>
+            <a:graphic xmlns:a="http://schemas.openxmlformats.org/drawingml/2006/main">
+              <a:graphicData uri="http://schemas.openxmlformats.org/drawingml/2006/picture">
+                <pic:pic xmlns:pic="http://schemas.openxmlformats.org/drawingml/2006/picture">
+                  <pic:nvPicPr>
+                    <pic:cNvPr id="0" name="" descr=""/>
+                    <pic:cNvPicPr>
+                      <a:picLocks noChangeAspect="1" noChangeArrowheads="1"/>
+                    </pic:cNvPicPr>
+                  </pic:nvPicPr>
+                  <pic:blipFill>
+                    <a:blip r:embed="rId19" cstate="none"/>
+                    <a:srcRect/>
+                    <a:stretch>
+                      <a:fillRect/>
+                    </a:stretch>
+                  </pic:blipFill>
+                  <pic:spPr bwMode="auto">
+                    <a:xfrm>
+                      <a:off x="0" y="0"/>
+                      <a:ext cx="5753100" cy="2733675"/>
+                    </a:xfrm>
+                    <a:prstGeom prst="rect">
+                      <a:avLst/>
+                    </a:prstGeom>
+                  </pic:spPr>
+                </pic:pic>
+              </a:graphicData>
+            </a:graphic>
+          </wp:inline>
+        </w:drawing>
+      </w:r>
+    </w:p>
+    <w:p>
+      <w:pPr>
+        <w:spacing w:after="200"/>
+      </w:pPr>
+      <w:r>
+        <w:rPr>
+          <w:i/>
+          <w:iCs/>
+          <w:color w:val="777777"/>
+          <w:sz w:val="16"/>
+          <w:szCs w:val="16"/>
+        </w:rPr>
+        <w:t xml:space="preserve">Figure for T-007.</w:t>
       </w:r>
     </w:p>
     <w:p>

--- a/engine/lab/ta_calibration/Technical_Lessons_Register.docx
+++ b/engine/lab/ta_calibration/Technical_Lessons_Register.docx
@@ -443,7 +443,7 @@
         <w:spacing w:after="120"/>
       </w:pPr>
       <w:r>
-        <w:t xml:space="preserve">Two habits keep the scoring honest. First, a claim about a level is never judged on its own — it races an invented level a similar distance away, placed where the chart shows nothing, because "price stopped near our line" means little if price also stops near lines that mean nothing. Second, results are quoted as "so many in 100" against the market’s own base rate, never against 50%, because stocks do not flip fair coins (see T-026).</w:t>
+        <w:t xml:space="preserve">Two habits keep the scoring honest. First, a claim about a level is never judged on its own — it races an invented level a similar distance away, placed where the chart shows nothing, because "price stopped near our line" means little if price also stops near lines that mean nothing. Second, results are quoted as "so many in 100" against the market’s own base rate, never against 50%, because stocks do not flip fair coins (see T-06).</w:t>
       </w:r>
     </w:p>
     <w:p>
@@ -1906,7 +1906,7 @@
         <w:spacing w:after="120"/>
       </w:pPr>
       <w:r>
-        <w:t xml:space="preserve">The settings are conventional ones, chosen before any of this was measured. They are NOT fitted to the data, which is why the calibration can test them honestly — but it also means several of them are simply inherited, and three lessons below (T-014, T-015, T-017) find that the read’s own ranking and weighting of levels do not match what the levels actually do.</w:t>
+        <w:t xml:space="preserve">The settings are conventional ones, chosen before any of this was measured. They are NOT fitted to the data, which is why the calibration can test them honestly — but it also means several of them are simply inherited, and three lessons below (T-16, T-18, T-19) find that the read’s own ranking and weighting of levels do not match what the levels actually do.</w:t>
       </w:r>
     </w:p>
     <w:p>
@@ -1937,7 +1937,7 @@
           <w:sz w:val="24"/>
           <w:szCs w:val="24"/>
         </w:rPr>
-        <w:t xml:space="preserve">T-001  Judge a tool over the time it is meant for.</w:t>
+        <w:t xml:space="preserve">T-01  Judge a tool over the time it is meant for.</w:t>
       </w:r>
     </w:p>
     <w:p>
@@ -2079,7 +2079,7 @@
           <w:sz w:val="24"/>
           <w:szCs w:val="24"/>
         </w:rPr>
-        <w:t xml:space="preserve">T-002  The single most trustworthy sentence on a page is the one about the tape.</w:t>
+        <w:t xml:space="preserve">T-02  The single most trustworthy sentence on a page is the one about the tape.</w:t>
       </w:r>
     </w:p>
     <w:p>
@@ -2221,7 +2221,7 @@
           <w:sz w:val="24"/>
           <w:szCs w:val="24"/>
         </w:rPr>
-        <w:t xml:space="preserve">T-003  The lines are real. Price respects a drawn level more than an empty one.</w:t>
+        <w:t xml:space="preserve">T-03  The lines are real. Price respects a drawn level more than an empty one.</w:t>
       </w:r>
     </w:p>
     <w:p>
@@ -2363,7 +2363,7 @@
           <w:sz w:val="24"/>
           <w:szCs w:val="24"/>
         </w:rPr>
-        <w:t xml:space="preserve">T-024  The floor is stronger than the ceiling.</w:t>
+        <w:t xml:space="preserve">T-04  The floor is stronger than the ceiling.</w:t>
       </w:r>
     </w:p>
     <w:p>
@@ -2410,7 +2410,7 @@
           <w:sz w:val="21"/>
           <w:szCs w:val="21"/>
         </w:rPr>
-        <w:t xml:space="preserve">Same race as T-003, split by side. Over one week, support beats its invented twin by +11.4 in 100 tests (1,442 paired tests) against +8.8 in 100 for resistance (2,548); over one month, +6.0 in 100 against +4.5 in 100.</w:t>
+        <w:t xml:space="preserve">Same race as T-03, split by side. Over one week, support beats its invented twin by +11.4 in 100 tests (1,442 paired tests) against +8.8 in 100 for resistance (2,548); over one month, +6.0 in 100 against +4.5 in 100.</w:t>
       </w:r>
     </w:p>
     <w:p>
@@ -2505,7 +2505,7 @@
           <w:sz w:val="24"/>
           <w:szCs w:val="24"/>
         </w:rPr>
-        <w:t xml:space="preserve">T-025  Most weeks, the levels are scenery. The test only starts when price arrives.</w:t>
+        <w:t xml:space="preserve">T-05  Most weeks, the levels are scenery. The test only starts when price arrives.</w:t>
       </w:r>
     </w:p>
     <w:p>
@@ -2647,7 +2647,7 @@
           <w:sz w:val="24"/>
           <w:szCs w:val="24"/>
         </w:rPr>
-        <w:t xml:space="preserve">T-026  The coin is not fair — and its tilt depends on the market and the clock.</w:t>
+        <w:t xml:space="preserve">T-06  The coin is not fair — and its tilt depends on the market and the clock.</w:t>
       </w:r>
     </w:p>
     <w:p>
@@ -2789,7 +2789,7 @@
           <w:sz w:val="24"/>
           <w:szCs w:val="24"/>
         </w:rPr>
-        <w:t xml:space="preserve">T-004  Being above all three averages is worth about three extra wins in a hundred.</w:t>
+        <w:t xml:space="preserve">T-07  Being above all three averages is worth about three extra wins in a hundred.</w:t>
       </w:r>
     </w:p>
     <w:p>
@@ -2836,7 +2836,7 @@
           <w:sz w:val="21"/>
           <w:szCs w:val="21"/>
         </w:rPr>
-        <w:t xml:space="preserve">The test: compare weeks that began above the whole stack with weeks that began below it, 26,943 readings in all. Above-the-stack weeks closed higher +3.2 in 100 more often. Egypt, the UAE and Saudi give statistically the same answer (+3.4 in 100, +3.3 in 100, +3.6 in 100), so it is one rule, not three. But see T-021: its recent record is in question.</w:t>
+        <w:t xml:space="preserve">The test: compare weeks that began above the whole stack with weeks that began below it, 26,943 readings in all. Above-the-stack weeks closed higher +3.2 in 100 more often. Egypt, the UAE and Saudi give statistically the same answer (+3.4 in 100, +3.3 in 100, +3.6 in 100), so it is one rule, not three. But see T-20: its recent record is in question.</w:t>
       </w:r>
     </w:p>
     <w:p>
@@ -2857,7 +2857,7 @@
           <w:sz w:val="21"/>
           <w:szCs w:val="21"/>
         </w:rPr>
-        <w:t xml:space="preserve">See T-021 — the second half of the data has already put this on watch at the one-month horizon.</w:t>
+        <w:t xml:space="preserve">See T-20 — the second half of the data has already put this on watch at the one-month horizon.</w:t>
       </w:r>
     </w:p>
     <w:p>
@@ -2871,7 +2871,7 @@
           <w:sz w:val="24"/>
           <w:szCs w:val="24"/>
         </w:rPr>
-        <w:t xml:space="preserve">T-018  The slope of the 200-day average beats the position against it.</w:t>
+        <w:t xml:space="preserve">T-08  The slope of the 200-day average beats the position against it.</w:t>
       </w:r>
     </w:p>
     <w:p>
@@ -3013,7 +3013,7 @@
           <w:sz w:val="24"/>
           <w:szCs w:val="24"/>
         </w:rPr>
-        <w:t xml:space="preserve">T-019  Stocks near their yearly high keep winning. "Cheap because it fell" loses.</w:t>
+        <w:t xml:space="preserve">T-09  Stocks near their yearly high keep winning. "Cheap because it fell" loses.</w:t>
       </w:r>
     </w:p>
     <w:p>
@@ -3155,7 +3155,7 @@
           <w:sz w:val="24"/>
           <w:szCs w:val="24"/>
         </w:rPr>
-        <w:t xml:space="preserve">T-020  RSI is silent across nine tenths of its range.</w:t>
+        <w:t xml:space="preserve">T-10  RSI is silent across nine tenths of its range.</w:t>
       </w:r>
     </w:p>
     <w:p>
@@ -3297,7 +3297,7 @@
           <w:sz w:val="24"/>
           <w:szCs w:val="24"/>
         </w:rPr>
-        <w:t xml:space="preserve">T-006  A word that sounds like caution still needs checking. Ours pointed backwards.</w:t>
+        <w:t xml:space="preserve">T-11  A word that sounds like caution still needs checking. Ours pointed backwards.</w:t>
       </w:r>
     </w:p>
     <w:p>
@@ -3379,7 +3379,7 @@
           <w:sz w:val="24"/>
           <w:szCs w:val="24"/>
         </w:rPr>
-        <w:t xml:space="preserve">T-005  The MACD paragraph is the least useful ink on the page.</w:t>
+        <w:t xml:space="preserve">T-12  The MACD paragraph is the least useful ink on the page.</w:t>
       </w:r>
     </w:p>
     <w:p>
@@ -3461,7 +3461,7 @@
           <w:sz w:val="24"/>
           <w:szCs w:val="24"/>
         </w:rPr>
-        <w:t xml:space="preserve">T-011  "A close above resistance opens the next zone" — our data says the opposite.</w:t>
+        <w:t xml:space="preserve">T-13  "A close above resistance opens the next zone" — our data says the opposite.</w:t>
       </w:r>
     </w:p>
     <w:p>
@@ -3487,7 +3487,7 @@
           <w:sz w:val="21"/>
           <w:szCs w:val="21"/>
         </w:rPr>
-        <w:t xml:space="preserve">The old pages carried one genuinely conditional promise: close above the nearest resistance, and the far zone opens. It is the most natural sentence in technical analysis and it fails in the most instructive way possible — clearing a REAL level makes the next target LESS likely to be reached than clearing an empty price does. Why? Because the far level is real too. If lines hold (T-003), they also hold when they are your target. The sentence was rewritten on 31-Aug-2026 to name the next level without promising it.</w:t>
+        <w:t xml:space="preserve">The old pages carried one genuinely conditional promise: close above the nearest resistance, and the far zone opens. It is the most natural sentence in technical analysis and it fails in the most instructive way possible — clearing a REAL level makes the next target LESS likely to be reached than clearing an empty price does. Why? Because the far level is real too. If lines hold (T-03), they also hold when they are your target. The sentence was rewritten on 31-Aug-2026 to name the next level without promising it.</w:t>
       </w:r>
     </w:p>
     <w:p>
@@ -3663,7 +3663,7 @@
           <w:sz w:val="24"/>
           <w:szCs w:val="24"/>
         </w:rPr>
-        <w:t xml:space="preserve">T-012  A golden cross is a description of the past, not a promise about the future.</w:t>
+        <w:t xml:space="preserve">T-14  A golden cross is a description of the past, not a promise about the future.</w:t>
       </w:r>
     </w:p>
     <w:p>
@@ -3865,7 +3865,7 @@
           <w:sz w:val="24"/>
           <w:szCs w:val="24"/>
         </w:rPr>
-        <w:t xml:space="preserve">T-013  Volume shouts about movement and says nothing about direction.</w:t>
+        <w:t xml:space="preserve">T-15  Volume shouts about movement and says nothing about direction.</w:t>
       </w:r>
     </w:p>
     <w:p>
@@ -4007,7 +4007,7 @@
           <w:sz w:val="24"/>
           <w:szCs w:val="24"/>
         </w:rPr>
-        <w:t xml:space="preserve">T-014  For a few days, the 20-day average is as strong a line as any on the chart.</w:t>
+        <w:t xml:space="preserve">T-16  For a few days, the 20-day average is as strong a line as any on the chart.</w:t>
       </w:r>
     </w:p>
     <w:p>
@@ -4075,7 +4075,7 @@
           <w:sz w:val="21"/>
           <w:szCs w:val="21"/>
         </w:rPr>
-        <w:t xml:space="preserve">The 20-day sample is small because the read only admits an average when structure leaves a slot open. More data pulling it back to the pack would fold this into T-003.</w:t>
+        <w:t xml:space="preserve">The 20-day sample is small because the read only admits an average when structure leaves a slot open. More data pulling it back to the pack would fold this into T-03.</w:t>
       </w:r>
     </w:p>
     <w:p>
@@ -4149,7 +4149,7 @@
           <w:sz w:val="24"/>
           <w:szCs w:val="24"/>
         </w:rPr>
-        <w:t xml:space="preserve">T-016  Round numbers deserve more respect than we gave them.</w:t>
+        <w:t xml:space="preserve">T-17  Round numbers deserve more respect than we gave them.</w:t>
       </w:r>
     </w:p>
     <w:p>
@@ -4175,7 +4175,7 @@
           <w:sz w:val="21"/>
           <w:szCs w:val="21"/>
         </w:rPr>
-        <w:t xml:space="preserve">A price like 20.00 or 150 is where human orders cluster, and our read treats such lines as a last resort. Measured, a round number holds about three quarters as well as genuine charted structure — clearly weaker, clearly not nothing. The QNB picture under T-003 is, fittingly, a round number doing the work.</w:t>
+        <w:t xml:space="preserve">A price like 20.00 or 150 is where human orders cluster, and our read treats such lines as a last resort. Measured, a round number holds about three quarters as well as genuine charted structure — clearly weaker, clearly not nothing. The QNB picture under T-03 is, fittingly, a round number doing the work.</w:t>
       </w:r>
     </w:p>
     <w:p>
@@ -4231,7 +4231,7 @@
           <w:sz w:val="24"/>
           <w:szCs w:val="24"/>
         </w:rPr>
-        <w:t xml:space="preserve">T-015  A level tested five times is no stronger than a level tested once.</w:t>
+        <w:t xml:space="preserve">T-18  A level tested five times is no stronger than a level tested once.</w:t>
       </w:r>
     </w:p>
     <w:p>
@@ -4373,7 +4373,7 @@
           <w:sz w:val="24"/>
           <w:szCs w:val="24"/>
         </w:rPr>
-        <w:t xml:space="preserve">T-017  The level printed first is not the one to trust most.</w:t>
+        <w:t xml:space="preserve">T-19  The level printed first is not the one to trust most.</w:t>
       </w:r>
     </w:p>
     <w:p>
@@ -4455,7 +4455,7 @@
           <w:sz w:val="24"/>
           <w:szCs w:val="24"/>
         </w:rPr>
-        <w:t xml:space="preserve">T-021  The moving-average-stack effect worked before 2020 and has not worked since.</w:t>
+        <w:t xml:space="preserve">T-20  The moving-average-stack effect worked before 2020 and has not worked since.</w:t>
       </w:r>
     </w:p>
     <w:p>
@@ -4597,7 +4597,7 @@
           <w:sz w:val="24"/>
           <w:szCs w:val="24"/>
         </w:rPr>
-        <w:t xml:space="preserve">T-022  The level edge and the tape reading pass the same durability test.</w:t>
+        <w:t xml:space="preserve">T-21  The level edge and the tape reading pass the same durability test.</w:t>
       </w:r>
     </w:p>
     <w:p>
@@ -4665,7 +4665,7 @@
           <w:sz w:val="21"/>
           <w:szCs w:val="21"/>
         </w:rPr>
-        <w:t xml:space="preserve">Either measure fading toward zero in a future half — the same check that caught T-021 is standing guard here.</w:t>
+        <w:t xml:space="preserve">Either measure fading toward zero in a future half — the same check that caught T-20 is standing guard here.</w:t>
       </w:r>
     </w:p>
     <w:p>
@@ -4679,7 +4679,7 @@
           <w:sz w:val="24"/>
           <w:szCs w:val="24"/>
         </w:rPr>
-        <w:t xml:space="preserve">T-023  Four small words that keep four different promises.</w:t>
+        <w:t xml:space="preserve">T-22  Four small words that keep four different promises.</w:t>
       </w:r>
     </w:p>
     <w:p>
@@ -4847,7 +4847,7 @@
           <w:sz w:val="24"/>
           <w:szCs w:val="24"/>
         </w:rPr>
-        <w:t xml:space="preserve">T-007  Where the chart is drawn changes what a level is worth. Saudi doubles Egypt.</w:t>
+        <w:t xml:space="preserve">T-23  Where the chart is drawn changes what a level is worth. Saudi doubles Egypt.</w:t>
       </w:r>
     </w:p>
     <w:p>
@@ -4989,7 +4989,7 @@
           <w:sz w:val="24"/>
           <w:szCs w:val="24"/>
         </w:rPr>
-        <w:t xml:space="preserve">T-008  The tape reading works everywhere; it works hardest in the Gulf.</w:t>
+        <w:t xml:space="preserve">T-24  The tape reading works everywhere; it works hardest in the Gulf.</w:t>
       </w:r>
     </w:p>
     <w:p>
@@ -5080,7 +5080,7 @@
           <w:sz w:val="24"/>
           <w:szCs w:val="24"/>
         </w:rPr>
-        <w:t xml:space="preserve">T-009  For charts, the exchange is a real category. The industry mostly is not.</w:t>
+        <w:t xml:space="preserve">T-25  For charts, the exchange is a real category. The industry mostly is not.</w:t>
       </w:r>
     </w:p>
     <w:p>
@@ -5179,7 +5179,7 @@
           <w:sz w:val="24"/>
           <w:szCs w:val="24"/>
         </w:rPr>
-        <w:t xml:space="preserve">T-010  Only the tape sentence has earned the right to be said stock-by-stock.</w:t>
+        <w:t xml:space="preserve">T-26  Only the tape sentence has earned the right to be said stock-by-stock.</w:t>
       </w:r>
     </w:p>
     <w:p>
@@ -5321,7 +5321,7 @@
           <w:sz w:val="24"/>
           <w:szCs w:val="24"/>
         </w:rPr>
-        <w:t xml:space="preserve">T-027  IHC is the most readable chart in the book. SALIK and LULU cannot be read at all yet.</w:t>
+        <w:t xml:space="preserve">T-27  IHC is the most readable chart in the book. SALIK and LULU cannot be read at all yet.</w:t>
       </w:r>
     </w:p>
     <w:p>
@@ -5368,7 +5368,7 @@
           <w:sz w:val="21"/>
           <w:szCs w:val="21"/>
         </w:rPr>
-        <w:t xml:space="preserve">IHC: tape correlation +0.82 over 468 monthly readings — the highest in the book (see the chart under T-002). SALIK has 88 weekly readings of history and LULU 0, against the roughly 60 this calibration requires before it will print a stock-specific number.</w:t>
+        <w:t xml:space="preserve">IHC: tape correlation +0.82 over 468 monthly readings — the highest in the book (see the chart under T-02). SALIK has 88 weekly readings of history and LULU 0, against the roughly 60 this calibration requires before it will print a stock-specific number.</w:t>
       </w:r>
     </w:p>
     <w:p>

--- a/engine/lab/ta_calibration/Technical_Lessons_Register.docx
+++ b/engine/lab/ta_calibration/Technical_Lessons_Register.docx
@@ -1887,7 +1887,7 @@
                 <w:sz w:val="18"/>
                 <w:szCs w:val="18"/>
               </w:rPr>
-              <w:t xml:space="preserve">Present in every library. Scored in T-013 and not adopted.</w:t>
+              <w:t xml:space="preserve">Present in every library. Scored in T-15 and not adopted.</w:t>
             </w:r>
           </w:p>
         </w:tc>
